--- a/grade8/Fluency-Lab-Package/module-materials/Module-4-Fractions/FluencyLab_M4_MulDiv_Guided.docx
+++ b/grade8/Fluency-Lab-Package/module-materials/Module-4-Fractions/FluencyLab_M4_MulDiv_Guided.docx
@@ -49,6 +49,9 @@
         <w:gridCol w:w="5960"/>
       </w:tblGrid>
       <w:tr>
+        <w:trPr>
+          <w:cantSplit/>
+        </w:trPr>
         <w:tc>
           <w:tcPr>
             <w:tcW w:type="dxa" w:w="3400"/>
@@ -136,7 +139,7 @@
           <w:sz w:val="26"/>
           <w:szCs w:val="26"/>
         </w:rPr>
-        <w:t xml:space="preserve">Refresher — two different moves</w:t>
+        <w:t xml:space="preserve">Refresher</w:t>
       </w:r>
     </w:p>
     <w:p>
@@ -159,7 +162,7 @@
           <w:sz w:val="22"/>
           <w:szCs w:val="22"/>
         </w:rPr>
-        <w:t xml:space="preserve">straight across — tops times tops, bottoms times bottoms. No common denominator needed.</w:t>
+        <w:t xml:space="preserve">tops × tops, bottoms × bottoms.</w:t>
       </w:r>
     </w:p>
     <w:tbl>
@@ -178,6 +181,9 @@
         <w:gridCol w:w="9360"/>
       </w:tblGrid>
       <w:tr>
+        <w:trPr>
+          <w:cantSplit/>
+        </w:trPr>
         <w:tc>
           <w:tcPr>
             <w:tcW w:type="dxa" w:w="9360"/>
@@ -634,7 +640,7 @@
           <w:sz w:val="22"/>
           <w:szCs w:val="22"/>
         </w:rPr>
-        <w:t xml:space="preserve">multiply by the reciprocal (flip the second fraction). Why? Flipping undoes the division — it is not a magic trick.</w:t>
+        <w:t xml:space="preserve">flip the second fraction, then multiply.</w:t>
       </w:r>
     </w:p>
     <w:tbl>
@@ -653,6 +659,9 @@
         <w:gridCol w:w="9360"/>
       </w:tblGrid>
       <w:tr>
+        <w:trPr>
+          <w:cantSplit/>
+        </w:trPr>
         <w:tc>
           <w:tcPr>
             <w:tcW w:type="dxa" w:w="9360"/>
@@ -1534,7 +1543,7 @@
           <w:sz w:val="26"/>
           <w:szCs w:val="26"/>
         </w:rPr>
-        <w:t xml:space="preserve">Guided practice — fill in each step</w:t>
+        <w:t xml:space="preserve">Guided practice</w:t>
       </w:r>
     </w:p>
     <w:p>
@@ -1568,6 +1577,9 @@
         <w:gridCol w:w="9360"/>
       </w:tblGrid>
       <w:tr>
+        <w:trPr>
+          <w:cantSplit/>
+        </w:trPr>
         <w:tc>
           <w:tcPr>
             <w:tcW w:type="dxa" w:w="9360"/>
@@ -1870,19 +1882,170 @@
               <w:t xml:space="preserve">Tops:  3 × 2 = ____        Bottoms:  4 × 5 = ____</w:t>
             </w:r>
           </w:p>
+          <w:tbl>
+            <w:tblPr>
+              <w:tblW w:type="dxa" w:w="3040"/>
+              <w:jc w:val="left"/>
+              <w:tblBorders>
+                <w:top w:val="single" w:color="auto" w:sz="4"/>
+                <w:left w:val="single" w:color="auto" w:sz="4"/>
+                <w:bottom w:val="single" w:color="auto" w:sz="4"/>
+                <w:right w:val="single" w:color="auto" w:sz="4"/>
+                <w:insideH w:val="single" w:color="auto" w:sz="4"/>
+                <w:insideV w:val="single" w:color="auto" w:sz="4"/>
+              </w:tblBorders>
+            </w:tblPr>
+            <w:tblGrid>
+              <w:gridCol w:w="2300"/>
+              <w:gridCol w:w="740"/>
+            </w:tblGrid>
+            <w:tr>
+              <w:tc>
+                <w:tcPr>
+                  <w:tcW w:type="dxa" w:w="2300"/>
+                  <w:tcBorders>
+                    <w:top w:val="none" w:color="FFFFFF" w:sz="0"/>
+                    <w:left w:val="none" w:color="FFFFFF" w:sz="0"/>
+                    <w:bottom w:val="none" w:color="FFFFFF" w:sz="0"/>
+                    <w:right w:val="none" w:color="FFFFFF" w:sz="0"/>
+                  </w:tcBorders>
+                  <w:tcMar>
+                    <w:top w:type="dxa" w:w="30"/>
+                    <w:left w:type="dxa" w:w="20"/>
+                    <w:bottom w:type="dxa" w:w="30"/>
+                    <w:right w:type="dxa" w:w="20"/>
+                  </w:tcMar>
+                  <w:vAlign w:val="center"/>
+                </w:tcPr>
+                <w:p>
+                  <w:pPr>
+                    <w:spacing w:after="0"/>
+                  </w:pPr>
+                  <w:r>
+                    <w:rPr>
+                      <w:rFonts w:ascii="Consolas" w:cs="Consolas" w:eastAsia="Consolas" w:hAnsi="Consolas"/>
+                      <w:color w:val="1A1A1A"/>
+                      <w:sz w:val="22"/>
+                      <w:szCs w:val="22"/>
+                    </w:rPr>
+                    <w:t xml:space="preserve">Simplest answer:</w:t>
+                  </w:r>
+                </w:p>
+              </w:tc>
+              <w:tc>
+                <w:tcPr>
+                  <w:tcW w:type="dxa" w:w="740"/>
+                  <w:tcBorders>
+                    <w:top w:val="none" w:color="FFFFFF" w:sz="0"/>
+                    <w:left w:val="none" w:color="FFFFFF" w:sz="0"/>
+                    <w:bottom w:val="none" w:color="FFFFFF" w:sz="0"/>
+                    <w:right w:val="none" w:color="FFFFFF" w:sz="0"/>
+                  </w:tcBorders>
+                  <w:tcMar>
+                    <w:top w:type="dxa" w:w="30"/>
+                    <w:left w:type="dxa" w:w="20"/>
+                    <w:bottom w:type="dxa" w:w="30"/>
+                    <w:right w:type="dxa" w:w="20"/>
+                  </w:tcMar>
+                  <w:vAlign w:val="center"/>
+                </w:tcPr>
+                <w:tbl>
+                  <w:tblPr>
+                    <w:tblW w:type="dxa" w:w="640"/>
+                    <w:jc w:val="center"/>
+                    <w:tblBorders>
+                      <w:top w:val="single" w:color="auto" w:sz="4"/>
+                      <w:left w:val="single" w:color="auto" w:sz="4"/>
+                      <w:bottom w:val="single" w:color="auto" w:sz="4"/>
+                      <w:right w:val="single" w:color="auto" w:sz="4"/>
+                      <w:insideH w:val="none" w:color="FFFFFF" w:sz="0"/>
+                      <w:insideV w:val="single" w:color="auto" w:sz="4"/>
+                    </w:tblBorders>
+                  </w:tblPr>
+                  <w:tblGrid>
+                    <w:gridCol w:w="640"/>
+                  </w:tblGrid>
+                  <w:tr>
+                    <w:tc>
+                      <w:tcPr>
+                        <w:tcW w:type="dxa" w:w="520"/>
+                        <w:tcBorders>
+                          <w:top w:val="dashed" w:color="9AA3B5" w:sz="6"/>
+                          <w:left w:val="dashed" w:color="9AA3B5" w:sz="6"/>
+                          <w:bottom w:val="single" w:color="1A1A1A" w:sz="8"/>
+                          <w:right w:val="dashed" w:color="9AA3B5" w:sz="6"/>
+                        </w:tcBorders>
+                        <w:tcMar>
+                          <w:top w:type="dxa" w:w="0"/>
+                          <w:left w:type="dxa" w:w="30"/>
+                          <w:bottom w:type="dxa" w:w="0"/>
+                          <w:right w:type="dxa" w:w="30"/>
+                        </w:tcMar>
+                      </w:tcPr>
+                      <w:p>
+                        <w:pPr>
+                          <w:spacing w:after="0" w:line="250"/>
+                          <w:jc w:val="center"/>
+                        </w:pPr>
+                        <w:r>
+                          <w:rPr>
+                            <w:rFonts w:ascii="Consolas" w:cs="Consolas" w:eastAsia="Consolas" w:hAnsi="Consolas"/>
+                            <w:b/>
+                            <w:bCs/>
+                            <w:color w:val="1A1A1A"/>
+                            <w:sz w:val="26"/>
+                            <w:szCs w:val="26"/>
+                          </w:rPr>
+                          <w:t xml:space="preserve">   </w:t>
+                        </w:r>
+                      </w:p>
+                    </w:tc>
+                  </w:tr>
+                  <w:tr>
+                    <w:tc>
+                      <w:tcPr>
+                        <w:tcW w:type="dxa" w:w="520"/>
+                        <w:tcBorders>
+                          <w:top w:val="none" w:color="FFFFFF" w:sz="0"/>
+                          <w:left w:val="dashed" w:color="9AA3B5" w:sz="6"/>
+                          <w:bottom w:val="dashed" w:color="9AA3B5" w:sz="6"/>
+                          <w:right w:val="dashed" w:color="9AA3B5" w:sz="6"/>
+                        </w:tcBorders>
+                        <w:tcMar>
+                          <w:top w:type="dxa" w:w="0"/>
+                          <w:left w:type="dxa" w:w="30"/>
+                          <w:bottom w:type="dxa" w:w="0"/>
+                          <w:right w:type="dxa" w:w="30"/>
+                        </w:tcMar>
+                      </w:tcPr>
+                      <w:p>
+                        <w:pPr>
+                          <w:spacing w:after="0" w:line="250"/>
+                          <w:jc w:val="center"/>
+                        </w:pPr>
+                        <w:r>
+                          <w:rPr>
+                            <w:rFonts w:ascii="Consolas" w:cs="Consolas" w:eastAsia="Consolas" w:hAnsi="Consolas"/>
+                            <w:b/>
+                            <w:bCs/>
+                            <w:color w:val="1A1A1A"/>
+                            <w:sz w:val="26"/>
+                            <w:szCs w:val="26"/>
+                          </w:rPr>
+                          <w:t xml:space="preserve">   </w:t>
+                        </w:r>
+                      </w:p>
+                    </w:tc>
+                  </w:tr>
+                </w:tbl>
+                <w:p/>
+              </w:tc>
+            </w:tr>
+          </w:tbl>
           <w:p>
             <w:pPr>
-              <w:spacing w:after="60" w:line="300"/>
+              <w:spacing w:after="0" w:line="120" w:lineRule="exact"/>
             </w:pPr>
-            <w:r>
-              <w:rPr>
-                <w:rFonts w:ascii="Consolas" w:cs="Consolas" w:eastAsia="Consolas" w:hAnsi="Consolas"/>
-                <w:color w:val="1A1A1A"/>
-                <w:sz w:val="22"/>
-                <w:szCs w:val="22"/>
-              </w:rPr>
-              <w:t xml:space="preserve">Answer (then simplify): ______</w:t>
-            </w:r>
           </w:p>
         </w:tc>
       </w:tr>
@@ -1918,6 +2081,9 @@
         <w:gridCol w:w="9360"/>
       </w:tblGrid>
       <w:tr>
+        <w:trPr>
+          <w:cantSplit/>
+        </w:trPr>
         <w:tc>
           <w:tcPr>
             <w:tcW w:type="dxa" w:w="9360"/>
@@ -2220,19 +2386,170 @@
               <w:t xml:space="preserve">Tops:  2 × 3 = ____        Bottoms:  3 × 8 = ____</w:t>
             </w:r>
           </w:p>
+          <w:tbl>
+            <w:tblPr>
+              <w:tblW w:type="dxa" w:w="3040"/>
+              <w:jc w:val="left"/>
+              <w:tblBorders>
+                <w:top w:val="single" w:color="auto" w:sz="4"/>
+                <w:left w:val="single" w:color="auto" w:sz="4"/>
+                <w:bottom w:val="single" w:color="auto" w:sz="4"/>
+                <w:right w:val="single" w:color="auto" w:sz="4"/>
+                <w:insideH w:val="single" w:color="auto" w:sz="4"/>
+                <w:insideV w:val="single" w:color="auto" w:sz="4"/>
+              </w:tblBorders>
+            </w:tblPr>
+            <w:tblGrid>
+              <w:gridCol w:w="2300"/>
+              <w:gridCol w:w="740"/>
+            </w:tblGrid>
+            <w:tr>
+              <w:tc>
+                <w:tcPr>
+                  <w:tcW w:type="dxa" w:w="2300"/>
+                  <w:tcBorders>
+                    <w:top w:val="none" w:color="FFFFFF" w:sz="0"/>
+                    <w:left w:val="none" w:color="FFFFFF" w:sz="0"/>
+                    <w:bottom w:val="none" w:color="FFFFFF" w:sz="0"/>
+                    <w:right w:val="none" w:color="FFFFFF" w:sz="0"/>
+                  </w:tcBorders>
+                  <w:tcMar>
+                    <w:top w:type="dxa" w:w="30"/>
+                    <w:left w:type="dxa" w:w="20"/>
+                    <w:bottom w:type="dxa" w:w="30"/>
+                    <w:right w:type="dxa" w:w="20"/>
+                  </w:tcMar>
+                  <w:vAlign w:val="center"/>
+                </w:tcPr>
+                <w:p>
+                  <w:pPr>
+                    <w:spacing w:after="0"/>
+                  </w:pPr>
+                  <w:r>
+                    <w:rPr>
+                      <w:rFonts w:ascii="Consolas" w:cs="Consolas" w:eastAsia="Consolas" w:hAnsi="Consolas"/>
+                      <w:color w:val="1A1A1A"/>
+                      <w:sz w:val="22"/>
+                      <w:szCs w:val="22"/>
+                    </w:rPr>
+                    <w:t xml:space="preserve">Simplest answer:</w:t>
+                  </w:r>
+                </w:p>
+              </w:tc>
+              <w:tc>
+                <w:tcPr>
+                  <w:tcW w:type="dxa" w:w="740"/>
+                  <w:tcBorders>
+                    <w:top w:val="none" w:color="FFFFFF" w:sz="0"/>
+                    <w:left w:val="none" w:color="FFFFFF" w:sz="0"/>
+                    <w:bottom w:val="none" w:color="FFFFFF" w:sz="0"/>
+                    <w:right w:val="none" w:color="FFFFFF" w:sz="0"/>
+                  </w:tcBorders>
+                  <w:tcMar>
+                    <w:top w:type="dxa" w:w="30"/>
+                    <w:left w:type="dxa" w:w="20"/>
+                    <w:bottom w:type="dxa" w:w="30"/>
+                    <w:right w:type="dxa" w:w="20"/>
+                  </w:tcMar>
+                  <w:vAlign w:val="center"/>
+                </w:tcPr>
+                <w:tbl>
+                  <w:tblPr>
+                    <w:tblW w:type="dxa" w:w="640"/>
+                    <w:jc w:val="center"/>
+                    <w:tblBorders>
+                      <w:top w:val="single" w:color="auto" w:sz="4"/>
+                      <w:left w:val="single" w:color="auto" w:sz="4"/>
+                      <w:bottom w:val="single" w:color="auto" w:sz="4"/>
+                      <w:right w:val="single" w:color="auto" w:sz="4"/>
+                      <w:insideH w:val="none" w:color="FFFFFF" w:sz="0"/>
+                      <w:insideV w:val="single" w:color="auto" w:sz="4"/>
+                    </w:tblBorders>
+                  </w:tblPr>
+                  <w:tblGrid>
+                    <w:gridCol w:w="640"/>
+                  </w:tblGrid>
+                  <w:tr>
+                    <w:tc>
+                      <w:tcPr>
+                        <w:tcW w:type="dxa" w:w="520"/>
+                        <w:tcBorders>
+                          <w:top w:val="dashed" w:color="9AA3B5" w:sz="6"/>
+                          <w:left w:val="dashed" w:color="9AA3B5" w:sz="6"/>
+                          <w:bottom w:val="single" w:color="1A1A1A" w:sz="8"/>
+                          <w:right w:val="dashed" w:color="9AA3B5" w:sz="6"/>
+                        </w:tcBorders>
+                        <w:tcMar>
+                          <w:top w:type="dxa" w:w="0"/>
+                          <w:left w:type="dxa" w:w="30"/>
+                          <w:bottom w:type="dxa" w:w="0"/>
+                          <w:right w:type="dxa" w:w="30"/>
+                        </w:tcMar>
+                      </w:tcPr>
+                      <w:p>
+                        <w:pPr>
+                          <w:spacing w:after="0" w:line="250"/>
+                          <w:jc w:val="center"/>
+                        </w:pPr>
+                        <w:r>
+                          <w:rPr>
+                            <w:rFonts w:ascii="Consolas" w:cs="Consolas" w:eastAsia="Consolas" w:hAnsi="Consolas"/>
+                            <w:b/>
+                            <w:bCs/>
+                            <w:color w:val="1A1A1A"/>
+                            <w:sz w:val="26"/>
+                            <w:szCs w:val="26"/>
+                          </w:rPr>
+                          <w:t xml:space="preserve">   </w:t>
+                        </w:r>
+                      </w:p>
+                    </w:tc>
+                  </w:tr>
+                  <w:tr>
+                    <w:tc>
+                      <w:tcPr>
+                        <w:tcW w:type="dxa" w:w="520"/>
+                        <w:tcBorders>
+                          <w:top w:val="none" w:color="FFFFFF" w:sz="0"/>
+                          <w:left w:val="dashed" w:color="9AA3B5" w:sz="6"/>
+                          <w:bottom w:val="dashed" w:color="9AA3B5" w:sz="6"/>
+                          <w:right w:val="dashed" w:color="9AA3B5" w:sz="6"/>
+                        </w:tcBorders>
+                        <w:tcMar>
+                          <w:top w:type="dxa" w:w="0"/>
+                          <w:left w:type="dxa" w:w="30"/>
+                          <w:bottom w:type="dxa" w:w="0"/>
+                          <w:right w:type="dxa" w:w="30"/>
+                        </w:tcMar>
+                      </w:tcPr>
+                      <w:p>
+                        <w:pPr>
+                          <w:spacing w:after="0" w:line="250"/>
+                          <w:jc w:val="center"/>
+                        </w:pPr>
+                        <w:r>
+                          <w:rPr>
+                            <w:rFonts w:ascii="Consolas" w:cs="Consolas" w:eastAsia="Consolas" w:hAnsi="Consolas"/>
+                            <w:b/>
+                            <w:bCs/>
+                            <w:color w:val="1A1A1A"/>
+                            <w:sz w:val="26"/>
+                            <w:szCs w:val="26"/>
+                          </w:rPr>
+                          <w:t xml:space="preserve">   </w:t>
+                        </w:r>
+                      </w:p>
+                    </w:tc>
+                  </w:tr>
+                </w:tbl>
+                <w:p/>
+              </w:tc>
+            </w:tr>
+          </w:tbl>
           <w:p>
             <w:pPr>
-              <w:spacing w:after="60" w:line="300"/>
+              <w:spacing w:after="0" w:line="120" w:lineRule="exact"/>
             </w:pPr>
-            <w:r>
-              <w:rPr>
-                <w:rFonts w:ascii="Consolas" w:cs="Consolas" w:eastAsia="Consolas" w:hAnsi="Consolas"/>
-                <w:color w:val="1A1A1A"/>
-                <w:sz w:val="22"/>
-                <w:szCs w:val="22"/>
-              </w:rPr>
-              <w:t xml:space="preserve">Answer (then simplify): ______</w:t>
-            </w:r>
           </w:p>
         </w:tc>
       </w:tr>
@@ -2268,6 +2585,9 @@
         <w:gridCol w:w="9360"/>
       </w:tblGrid>
       <w:tr>
+        <w:trPr>
+          <w:cantSplit/>
+        </w:trPr>
         <w:tc>
           <w:tcPr>
             <w:tcW w:type="dxa" w:w="9360"/>
@@ -2558,45 +2878,935 @@
           </w:tbl>
           <w:p>
             <w:pPr>
-              <w:spacing w:after="60" w:line="300"/>
+              <w:spacing w:after="0" w:line="40" w:lineRule="exact"/>
             </w:pPr>
-            <w:r>
-              <w:rPr>
-                <w:rFonts w:ascii="Consolas" w:cs="Consolas" w:eastAsia="Consolas" w:hAnsi="Consolas"/>
-                <w:color w:val="1A1A1A"/>
-                <w:sz w:val="22"/>
-                <w:szCs w:val="22"/>
-              </w:rPr>
-              <w:t xml:space="preserve">Flip the second fraction:  3/4 → ____/____</w:t>
-            </w:r>
           </w:p>
+          <w:tbl>
+            <w:tblPr>
+              <w:tblW w:type="dxa" w:w="4260"/>
+              <w:jc w:val="left"/>
+              <w:tblBorders>
+                <w:top w:val="single" w:color="auto" w:sz="4"/>
+                <w:left w:val="single" w:color="auto" w:sz="4"/>
+                <w:bottom w:val="single" w:color="auto" w:sz="4"/>
+                <w:right w:val="single" w:color="auto" w:sz="4"/>
+                <w:insideH w:val="single" w:color="auto" w:sz="4"/>
+                <w:insideV w:val="single" w:color="auto" w:sz="4"/>
+              </w:tblBorders>
+            </w:tblPr>
+            <w:tblGrid>
+              <w:gridCol w:w="2300"/>
+              <w:gridCol w:w="700"/>
+              <w:gridCol w:w="520"/>
+              <w:gridCol w:w="740"/>
+            </w:tblGrid>
+            <w:tr>
+              <w:tc>
+                <w:tcPr>
+                  <w:tcW w:type="dxa" w:w="2300"/>
+                  <w:tcBorders>
+                    <w:top w:val="none" w:color="FFFFFF" w:sz="0"/>
+                    <w:left w:val="none" w:color="FFFFFF" w:sz="0"/>
+                    <w:bottom w:val="none" w:color="FFFFFF" w:sz="0"/>
+                    <w:right w:val="none" w:color="FFFFFF" w:sz="0"/>
+                  </w:tcBorders>
+                  <w:tcMar>
+                    <w:top w:type="dxa" w:w="30"/>
+                    <w:left w:type="dxa" w:w="20"/>
+                    <w:bottom w:type="dxa" w:w="30"/>
+                    <w:right w:type="dxa" w:w="20"/>
+                  </w:tcMar>
+                  <w:vAlign w:val="center"/>
+                </w:tcPr>
+                <w:p>
+                  <w:pPr>
+                    <w:spacing w:after="0"/>
+                  </w:pPr>
+                  <w:r>
+                    <w:rPr>
+                      <w:rFonts w:ascii="Consolas" w:cs="Consolas" w:eastAsia="Consolas" w:hAnsi="Consolas"/>
+                      <w:color w:val="1A1A1A"/>
+                      <w:sz w:val="22"/>
+                      <w:szCs w:val="22"/>
+                    </w:rPr>
+                    <w:t xml:space="preserve">Flip the second:</w:t>
+                  </w:r>
+                </w:p>
+              </w:tc>
+              <w:tc>
+                <w:tcPr>
+                  <w:tcW w:type="dxa" w:w="700"/>
+                  <w:tcBorders>
+                    <w:top w:val="none" w:color="FFFFFF" w:sz="0"/>
+                    <w:left w:val="none" w:color="FFFFFF" w:sz="0"/>
+                    <w:bottom w:val="none" w:color="FFFFFF" w:sz="0"/>
+                    <w:right w:val="none" w:color="FFFFFF" w:sz="0"/>
+                  </w:tcBorders>
+                  <w:tcMar>
+                    <w:top w:type="dxa" w:w="30"/>
+                    <w:left w:type="dxa" w:w="20"/>
+                    <w:bottom w:type="dxa" w:w="30"/>
+                    <w:right w:type="dxa" w:w="20"/>
+                  </w:tcMar>
+                  <w:vAlign w:val="center"/>
+                </w:tcPr>
+                <w:tbl>
+                  <w:tblPr>
+                    <w:tblW w:type="dxa" w:w="600"/>
+                    <w:jc w:val="center"/>
+                    <w:tblBorders>
+                      <w:top w:val="single" w:color="auto" w:sz="4"/>
+                      <w:left w:val="single" w:color="auto" w:sz="4"/>
+                      <w:bottom w:val="single" w:color="auto" w:sz="4"/>
+                      <w:right w:val="single" w:color="auto" w:sz="4"/>
+                      <w:insideH w:val="none" w:color="FFFFFF" w:sz="0"/>
+                      <w:insideV w:val="single" w:color="auto" w:sz="4"/>
+                    </w:tblBorders>
+                  </w:tblPr>
+                  <w:tblGrid>
+                    <w:gridCol w:w="600"/>
+                  </w:tblGrid>
+                  <w:tr>
+                    <w:tc>
+                      <w:tcPr>
+                        <w:tcW w:type="dxa" w:w="520"/>
+                        <w:tcBorders>
+                          <w:top w:val="none" w:color="FFFFFF" w:sz="0"/>
+                          <w:left w:val="none" w:color="FFFFFF" w:sz="0"/>
+                          <w:bottom w:val="single" w:color="1A1A1A" w:sz="8"/>
+                          <w:right w:val="none" w:color="FFFFFF" w:sz="0"/>
+                        </w:tcBorders>
+                        <w:tcMar>
+                          <w:top w:type="dxa" w:w="0"/>
+                          <w:left w:type="dxa" w:w="30"/>
+                          <w:bottom w:type="dxa" w:w="0"/>
+                          <w:right w:type="dxa" w:w="30"/>
+                        </w:tcMar>
+                      </w:tcPr>
+                      <w:p>
+                        <w:pPr>
+                          <w:spacing w:after="0" w:line="230"/>
+                          <w:jc w:val="center"/>
+                        </w:pPr>
+                        <w:r>
+                          <w:rPr>
+                            <w:rFonts w:ascii="Consolas" w:cs="Consolas" w:eastAsia="Consolas" w:hAnsi="Consolas"/>
+                            <w:b/>
+                            <w:bCs/>
+                            <w:color w:val="1A1A1A"/>
+                            <w:sz w:val="26"/>
+                            <w:szCs w:val="26"/>
+                          </w:rPr>
+                          <w:t xml:space="preserve">3</w:t>
+                        </w:r>
+                      </w:p>
+                    </w:tc>
+                  </w:tr>
+                  <w:tr>
+                    <w:tc>
+                      <w:tcPr>
+                        <w:tcW w:type="dxa" w:w="520"/>
+                        <w:tcBorders>
+                          <w:top w:val="none" w:color="FFFFFF" w:sz="0"/>
+                          <w:left w:val="none" w:color="FFFFFF" w:sz="0"/>
+                          <w:bottom w:val="none" w:color="FFFFFF" w:sz="0"/>
+                          <w:right w:val="none" w:color="FFFFFF" w:sz="0"/>
+                        </w:tcBorders>
+                        <w:tcMar>
+                          <w:top w:type="dxa" w:w="0"/>
+                          <w:left w:type="dxa" w:w="30"/>
+                          <w:bottom w:type="dxa" w:w="0"/>
+                          <w:right w:type="dxa" w:w="30"/>
+                        </w:tcMar>
+                      </w:tcPr>
+                      <w:p>
+                        <w:pPr>
+                          <w:spacing w:after="0" w:line="230"/>
+                          <w:jc w:val="center"/>
+                        </w:pPr>
+                        <w:r>
+                          <w:rPr>
+                            <w:rFonts w:ascii="Consolas" w:cs="Consolas" w:eastAsia="Consolas" w:hAnsi="Consolas"/>
+                            <w:b/>
+                            <w:bCs/>
+                            <w:color w:val="1A1A1A"/>
+                            <w:sz w:val="26"/>
+                            <w:szCs w:val="26"/>
+                          </w:rPr>
+                          <w:t xml:space="preserve">4</w:t>
+                        </w:r>
+                      </w:p>
+                    </w:tc>
+                  </w:tr>
+                </w:tbl>
+                <w:p/>
+              </w:tc>
+              <w:tc>
+                <w:tcPr>
+                  <w:tcW w:type="dxa" w:w="520"/>
+                  <w:tcBorders>
+                    <w:top w:val="none" w:color="FFFFFF" w:sz="0"/>
+                    <w:left w:val="none" w:color="FFFFFF" w:sz="0"/>
+                    <w:bottom w:val="none" w:color="FFFFFF" w:sz="0"/>
+                    <w:right w:val="none" w:color="FFFFFF" w:sz="0"/>
+                  </w:tcBorders>
+                  <w:tcMar>
+                    <w:top w:type="dxa" w:w="30"/>
+                    <w:left w:type="dxa" w:w="10"/>
+                    <w:bottom w:type="dxa" w:w="30"/>
+                    <w:right w:type="dxa" w:w="10"/>
+                  </w:tcMar>
+                  <w:vAlign w:val="center"/>
+                </w:tcPr>
+                <w:p>
+                  <w:pPr>
+                    <w:jc w:val="center"/>
+                  </w:pPr>
+                  <w:r>
+                    <w:rPr>
+                      <w:rFonts w:ascii="Consolas" w:cs="Consolas" w:eastAsia="Consolas" w:hAnsi="Consolas"/>
+                      <w:b/>
+                      <w:bCs/>
+                      <w:color w:val="7A86A8"/>
+                      <w:sz w:val="26"/>
+                      <w:szCs w:val="26"/>
+                    </w:rPr>
+                    <w:t xml:space="preserve">→</w:t>
+                  </w:r>
+                </w:p>
+              </w:tc>
+              <w:tc>
+                <w:tcPr>
+                  <w:tcW w:type="dxa" w:w="740"/>
+                  <w:tcBorders>
+                    <w:top w:val="none" w:color="FFFFFF" w:sz="0"/>
+                    <w:left w:val="none" w:color="FFFFFF" w:sz="0"/>
+                    <w:bottom w:val="none" w:color="FFFFFF" w:sz="0"/>
+                    <w:right w:val="none" w:color="FFFFFF" w:sz="0"/>
+                  </w:tcBorders>
+                  <w:tcMar>
+                    <w:top w:type="dxa" w:w="30"/>
+                    <w:left w:type="dxa" w:w="20"/>
+                    <w:bottom w:type="dxa" w:w="30"/>
+                    <w:right w:type="dxa" w:w="20"/>
+                  </w:tcMar>
+                  <w:vAlign w:val="center"/>
+                </w:tcPr>
+                <w:tbl>
+                  <w:tblPr>
+                    <w:tblW w:type="dxa" w:w="640"/>
+                    <w:jc w:val="center"/>
+                    <w:tblBorders>
+                      <w:top w:val="single" w:color="auto" w:sz="4"/>
+                      <w:left w:val="single" w:color="auto" w:sz="4"/>
+                      <w:bottom w:val="single" w:color="auto" w:sz="4"/>
+                      <w:right w:val="single" w:color="auto" w:sz="4"/>
+                      <w:insideH w:val="none" w:color="FFFFFF" w:sz="0"/>
+                      <w:insideV w:val="single" w:color="auto" w:sz="4"/>
+                    </w:tblBorders>
+                  </w:tblPr>
+                  <w:tblGrid>
+                    <w:gridCol w:w="640"/>
+                  </w:tblGrid>
+                  <w:tr>
+                    <w:tc>
+                      <w:tcPr>
+                        <w:tcW w:type="dxa" w:w="520"/>
+                        <w:tcBorders>
+                          <w:top w:val="dashed" w:color="9AA3B5" w:sz="6"/>
+                          <w:left w:val="dashed" w:color="9AA3B5" w:sz="6"/>
+                          <w:bottom w:val="single" w:color="1A1A1A" w:sz="8"/>
+                          <w:right w:val="dashed" w:color="9AA3B5" w:sz="6"/>
+                        </w:tcBorders>
+                        <w:tcMar>
+                          <w:top w:type="dxa" w:w="0"/>
+                          <w:left w:type="dxa" w:w="30"/>
+                          <w:bottom w:type="dxa" w:w="0"/>
+                          <w:right w:type="dxa" w:w="30"/>
+                        </w:tcMar>
+                      </w:tcPr>
+                      <w:p>
+                        <w:pPr>
+                          <w:spacing w:after="0" w:line="250"/>
+                          <w:jc w:val="center"/>
+                        </w:pPr>
+                        <w:r>
+                          <w:rPr>
+                            <w:rFonts w:ascii="Consolas" w:cs="Consolas" w:eastAsia="Consolas" w:hAnsi="Consolas"/>
+                            <w:b/>
+                            <w:bCs/>
+                            <w:color w:val="1A1A1A"/>
+                            <w:sz w:val="26"/>
+                            <w:szCs w:val="26"/>
+                          </w:rPr>
+                          <w:t xml:space="preserve">   </w:t>
+                        </w:r>
+                      </w:p>
+                    </w:tc>
+                  </w:tr>
+                  <w:tr>
+                    <w:tc>
+                      <w:tcPr>
+                        <w:tcW w:type="dxa" w:w="520"/>
+                        <w:tcBorders>
+                          <w:top w:val="none" w:color="FFFFFF" w:sz="0"/>
+                          <w:left w:val="dashed" w:color="9AA3B5" w:sz="6"/>
+                          <w:bottom w:val="dashed" w:color="9AA3B5" w:sz="6"/>
+                          <w:right w:val="dashed" w:color="9AA3B5" w:sz="6"/>
+                        </w:tcBorders>
+                        <w:tcMar>
+                          <w:top w:type="dxa" w:w="0"/>
+                          <w:left w:type="dxa" w:w="30"/>
+                          <w:bottom w:type="dxa" w:w="0"/>
+                          <w:right w:type="dxa" w:w="30"/>
+                        </w:tcMar>
+                      </w:tcPr>
+                      <w:p>
+                        <w:pPr>
+                          <w:spacing w:after="0" w:line="250"/>
+                          <w:jc w:val="center"/>
+                        </w:pPr>
+                        <w:r>
+                          <w:rPr>
+                            <w:rFonts w:ascii="Consolas" w:cs="Consolas" w:eastAsia="Consolas" w:hAnsi="Consolas"/>
+                            <w:b/>
+                            <w:bCs/>
+                            <w:color w:val="1A1A1A"/>
+                            <w:sz w:val="26"/>
+                            <w:szCs w:val="26"/>
+                          </w:rPr>
+                          <w:t xml:space="preserve">   </w:t>
+                        </w:r>
+                      </w:p>
+                    </w:tc>
+                  </w:tr>
+                </w:tbl>
+                <w:p/>
+              </w:tc>
+            </w:tr>
+          </w:tbl>
           <w:p>
             <w:pPr>
-              <w:spacing w:after="60" w:line="300"/>
+              <w:spacing w:after="0" w:line="40" w:lineRule="exact"/>
             </w:pPr>
-            <w:r>
-              <w:rPr>
-                <w:rFonts w:ascii="Consolas" w:cs="Consolas" w:eastAsia="Consolas" w:hAnsi="Consolas"/>
-                <w:color w:val="1A1A1A"/>
-                <w:sz w:val="22"/>
-                <w:szCs w:val="22"/>
-              </w:rPr>
-              <w:t xml:space="preserve">Multiply:  1/2 × ____/____ = ____/____</w:t>
-            </w:r>
           </w:p>
+          <w:tbl>
+            <w:tblPr>
+              <w:tblW w:type="dxa" w:w="5520"/>
+              <w:jc w:val="left"/>
+              <w:tblBorders>
+                <w:top w:val="single" w:color="auto" w:sz="4"/>
+                <w:left w:val="single" w:color="auto" w:sz="4"/>
+                <w:bottom w:val="single" w:color="auto" w:sz="4"/>
+                <w:right w:val="single" w:color="auto" w:sz="4"/>
+                <w:insideH w:val="single" w:color="auto" w:sz="4"/>
+                <w:insideV w:val="single" w:color="auto" w:sz="4"/>
+              </w:tblBorders>
+            </w:tblPr>
+            <w:tblGrid>
+              <w:gridCol w:w="2300"/>
+              <w:gridCol w:w="700"/>
+              <w:gridCol w:w="520"/>
+              <w:gridCol w:w="740"/>
+              <w:gridCol w:w="520"/>
+              <w:gridCol w:w="740"/>
+            </w:tblGrid>
+            <w:tr>
+              <w:tc>
+                <w:tcPr>
+                  <w:tcW w:type="dxa" w:w="2300"/>
+                  <w:tcBorders>
+                    <w:top w:val="none" w:color="FFFFFF" w:sz="0"/>
+                    <w:left w:val="none" w:color="FFFFFF" w:sz="0"/>
+                    <w:bottom w:val="none" w:color="FFFFFF" w:sz="0"/>
+                    <w:right w:val="none" w:color="FFFFFF" w:sz="0"/>
+                  </w:tcBorders>
+                  <w:tcMar>
+                    <w:top w:type="dxa" w:w="30"/>
+                    <w:left w:type="dxa" w:w="20"/>
+                    <w:bottom w:type="dxa" w:w="30"/>
+                    <w:right w:type="dxa" w:w="20"/>
+                  </w:tcMar>
+                  <w:vAlign w:val="center"/>
+                </w:tcPr>
+                <w:p>
+                  <w:pPr>
+                    <w:spacing w:after="0"/>
+                  </w:pPr>
+                  <w:r>
+                    <w:rPr>
+                      <w:rFonts w:ascii="Consolas" w:cs="Consolas" w:eastAsia="Consolas" w:hAnsi="Consolas"/>
+                      <w:color w:val="1A1A1A"/>
+                      <w:sz w:val="22"/>
+                      <w:szCs w:val="22"/>
+                    </w:rPr>
+                    <w:t xml:space="preserve">Multiply:</w:t>
+                  </w:r>
+                </w:p>
+              </w:tc>
+              <w:tc>
+                <w:tcPr>
+                  <w:tcW w:type="dxa" w:w="700"/>
+                  <w:tcBorders>
+                    <w:top w:val="none" w:color="FFFFFF" w:sz="0"/>
+                    <w:left w:val="none" w:color="FFFFFF" w:sz="0"/>
+                    <w:bottom w:val="none" w:color="FFFFFF" w:sz="0"/>
+                    <w:right w:val="none" w:color="FFFFFF" w:sz="0"/>
+                  </w:tcBorders>
+                  <w:tcMar>
+                    <w:top w:type="dxa" w:w="30"/>
+                    <w:left w:type="dxa" w:w="20"/>
+                    <w:bottom w:type="dxa" w:w="30"/>
+                    <w:right w:type="dxa" w:w="20"/>
+                  </w:tcMar>
+                  <w:vAlign w:val="center"/>
+                </w:tcPr>
+                <w:tbl>
+                  <w:tblPr>
+                    <w:tblW w:type="dxa" w:w="600"/>
+                    <w:jc w:val="center"/>
+                    <w:tblBorders>
+                      <w:top w:val="single" w:color="auto" w:sz="4"/>
+                      <w:left w:val="single" w:color="auto" w:sz="4"/>
+                      <w:bottom w:val="single" w:color="auto" w:sz="4"/>
+                      <w:right w:val="single" w:color="auto" w:sz="4"/>
+                      <w:insideH w:val="none" w:color="FFFFFF" w:sz="0"/>
+                      <w:insideV w:val="single" w:color="auto" w:sz="4"/>
+                    </w:tblBorders>
+                  </w:tblPr>
+                  <w:tblGrid>
+                    <w:gridCol w:w="600"/>
+                  </w:tblGrid>
+                  <w:tr>
+                    <w:tc>
+                      <w:tcPr>
+                        <w:tcW w:type="dxa" w:w="520"/>
+                        <w:tcBorders>
+                          <w:top w:val="none" w:color="FFFFFF" w:sz="0"/>
+                          <w:left w:val="none" w:color="FFFFFF" w:sz="0"/>
+                          <w:bottom w:val="single" w:color="1A1A1A" w:sz="8"/>
+                          <w:right w:val="none" w:color="FFFFFF" w:sz="0"/>
+                        </w:tcBorders>
+                        <w:tcMar>
+                          <w:top w:type="dxa" w:w="0"/>
+                          <w:left w:type="dxa" w:w="30"/>
+                          <w:bottom w:type="dxa" w:w="0"/>
+                          <w:right w:type="dxa" w:w="30"/>
+                        </w:tcMar>
+                      </w:tcPr>
+                      <w:p>
+                        <w:pPr>
+                          <w:spacing w:after="0" w:line="230"/>
+                          <w:jc w:val="center"/>
+                        </w:pPr>
+                        <w:r>
+                          <w:rPr>
+                            <w:rFonts w:ascii="Consolas" w:cs="Consolas" w:eastAsia="Consolas" w:hAnsi="Consolas"/>
+                            <w:b/>
+                            <w:bCs/>
+                            <w:color w:val="1A1A1A"/>
+                            <w:sz w:val="26"/>
+                            <w:szCs w:val="26"/>
+                          </w:rPr>
+                          <w:t xml:space="preserve">1</w:t>
+                        </w:r>
+                      </w:p>
+                    </w:tc>
+                  </w:tr>
+                  <w:tr>
+                    <w:tc>
+                      <w:tcPr>
+                        <w:tcW w:type="dxa" w:w="520"/>
+                        <w:tcBorders>
+                          <w:top w:val="none" w:color="FFFFFF" w:sz="0"/>
+                          <w:left w:val="none" w:color="FFFFFF" w:sz="0"/>
+                          <w:bottom w:val="none" w:color="FFFFFF" w:sz="0"/>
+                          <w:right w:val="none" w:color="FFFFFF" w:sz="0"/>
+                        </w:tcBorders>
+                        <w:tcMar>
+                          <w:top w:type="dxa" w:w="0"/>
+                          <w:left w:type="dxa" w:w="30"/>
+                          <w:bottom w:type="dxa" w:w="0"/>
+                          <w:right w:type="dxa" w:w="30"/>
+                        </w:tcMar>
+                      </w:tcPr>
+                      <w:p>
+                        <w:pPr>
+                          <w:spacing w:after="0" w:line="230"/>
+                          <w:jc w:val="center"/>
+                        </w:pPr>
+                        <w:r>
+                          <w:rPr>
+                            <w:rFonts w:ascii="Consolas" w:cs="Consolas" w:eastAsia="Consolas" w:hAnsi="Consolas"/>
+                            <w:b/>
+                            <w:bCs/>
+                            <w:color w:val="1A1A1A"/>
+                            <w:sz w:val="26"/>
+                            <w:szCs w:val="26"/>
+                          </w:rPr>
+                          <w:t xml:space="preserve">2</w:t>
+                        </w:r>
+                      </w:p>
+                    </w:tc>
+                  </w:tr>
+                </w:tbl>
+                <w:p/>
+              </w:tc>
+              <w:tc>
+                <w:tcPr>
+                  <w:tcW w:type="dxa" w:w="520"/>
+                  <w:tcBorders>
+                    <w:top w:val="none" w:color="FFFFFF" w:sz="0"/>
+                    <w:left w:val="none" w:color="FFFFFF" w:sz="0"/>
+                    <w:bottom w:val="none" w:color="FFFFFF" w:sz="0"/>
+                    <w:right w:val="none" w:color="FFFFFF" w:sz="0"/>
+                  </w:tcBorders>
+                  <w:tcMar>
+                    <w:top w:type="dxa" w:w="30"/>
+                    <w:left w:type="dxa" w:w="10"/>
+                    <w:bottom w:type="dxa" w:w="30"/>
+                    <w:right w:type="dxa" w:w="10"/>
+                  </w:tcMar>
+                  <w:vAlign w:val="center"/>
+                </w:tcPr>
+                <w:p>
+                  <w:pPr>
+                    <w:jc w:val="center"/>
+                  </w:pPr>
+                  <w:r>
+                    <w:rPr>
+                      <w:rFonts w:ascii="Consolas" w:cs="Consolas" w:eastAsia="Consolas" w:hAnsi="Consolas"/>
+                      <w:b/>
+                      <w:bCs/>
+                      <w:color w:val="7A86A8"/>
+                      <w:sz w:val="26"/>
+                      <w:szCs w:val="26"/>
+                    </w:rPr>
+                    <w:t xml:space="preserve">×</w:t>
+                  </w:r>
+                </w:p>
+              </w:tc>
+              <w:tc>
+                <w:tcPr>
+                  <w:tcW w:type="dxa" w:w="740"/>
+                  <w:tcBorders>
+                    <w:top w:val="none" w:color="FFFFFF" w:sz="0"/>
+                    <w:left w:val="none" w:color="FFFFFF" w:sz="0"/>
+                    <w:bottom w:val="none" w:color="FFFFFF" w:sz="0"/>
+                    <w:right w:val="none" w:color="FFFFFF" w:sz="0"/>
+                  </w:tcBorders>
+                  <w:tcMar>
+                    <w:top w:type="dxa" w:w="30"/>
+                    <w:left w:type="dxa" w:w="20"/>
+                    <w:bottom w:type="dxa" w:w="30"/>
+                    <w:right w:type="dxa" w:w="20"/>
+                  </w:tcMar>
+                  <w:vAlign w:val="center"/>
+                </w:tcPr>
+                <w:tbl>
+                  <w:tblPr>
+                    <w:tblW w:type="dxa" w:w="640"/>
+                    <w:jc w:val="center"/>
+                    <w:tblBorders>
+                      <w:top w:val="single" w:color="auto" w:sz="4"/>
+                      <w:left w:val="single" w:color="auto" w:sz="4"/>
+                      <w:bottom w:val="single" w:color="auto" w:sz="4"/>
+                      <w:right w:val="single" w:color="auto" w:sz="4"/>
+                      <w:insideH w:val="none" w:color="FFFFFF" w:sz="0"/>
+                      <w:insideV w:val="single" w:color="auto" w:sz="4"/>
+                    </w:tblBorders>
+                  </w:tblPr>
+                  <w:tblGrid>
+                    <w:gridCol w:w="640"/>
+                  </w:tblGrid>
+                  <w:tr>
+                    <w:tc>
+                      <w:tcPr>
+                        <w:tcW w:type="dxa" w:w="520"/>
+                        <w:tcBorders>
+                          <w:top w:val="dashed" w:color="9AA3B5" w:sz="6"/>
+                          <w:left w:val="dashed" w:color="9AA3B5" w:sz="6"/>
+                          <w:bottom w:val="single" w:color="1A1A1A" w:sz="8"/>
+                          <w:right w:val="dashed" w:color="9AA3B5" w:sz="6"/>
+                        </w:tcBorders>
+                        <w:tcMar>
+                          <w:top w:type="dxa" w:w="0"/>
+                          <w:left w:type="dxa" w:w="30"/>
+                          <w:bottom w:type="dxa" w:w="0"/>
+                          <w:right w:type="dxa" w:w="30"/>
+                        </w:tcMar>
+                      </w:tcPr>
+                      <w:p>
+                        <w:pPr>
+                          <w:spacing w:after="0" w:line="250"/>
+                          <w:jc w:val="center"/>
+                        </w:pPr>
+                        <w:r>
+                          <w:rPr>
+                            <w:rFonts w:ascii="Consolas" w:cs="Consolas" w:eastAsia="Consolas" w:hAnsi="Consolas"/>
+                            <w:b/>
+                            <w:bCs/>
+                            <w:color w:val="1A1A1A"/>
+                            <w:sz w:val="26"/>
+                            <w:szCs w:val="26"/>
+                          </w:rPr>
+                          <w:t xml:space="preserve">   </w:t>
+                        </w:r>
+                      </w:p>
+                    </w:tc>
+                  </w:tr>
+                  <w:tr>
+                    <w:tc>
+                      <w:tcPr>
+                        <w:tcW w:type="dxa" w:w="520"/>
+                        <w:tcBorders>
+                          <w:top w:val="none" w:color="FFFFFF" w:sz="0"/>
+                          <w:left w:val="dashed" w:color="9AA3B5" w:sz="6"/>
+                          <w:bottom w:val="dashed" w:color="9AA3B5" w:sz="6"/>
+                          <w:right w:val="dashed" w:color="9AA3B5" w:sz="6"/>
+                        </w:tcBorders>
+                        <w:tcMar>
+                          <w:top w:type="dxa" w:w="0"/>
+                          <w:left w:type="dxa" w:w="30"/>
+                          <w:bottom w:type="dxa" w:w="0"/>
+                          <w:right w:type="dxa" w:w="30"/>
+                        </w:tcMar>
+                      </w:tcPr>
+                      <w:p>
+                        <w:pPr>
+                          <w:spacing w:after="0" w:line="250"/>
+                          <w:jc w:val="center"/>
+                        </w:pPr>
+                        <w:r>
+                          <w:rPr>
+                            <w:rFonts w:ascii="Consolas" w:cs="Consolas" w:eastAsia="Consolas" w:hAnsi="Consolas"/>
+                            <w:b/>
+                            <w:bCs/>
+                            <w:color w:val="1A1A1A"/>
+                            <w:sz w:val="26"/>
+                            <w:szCs w:val="26"/>
+                          </w:rPr>
+                          <w:t xml:space="preserve">   </w:t>
+                        </w:r>
+                      </w:p>
+                    </w:tc>
+                  </w:tr>
+                </w:tbl>
+                <w:p/>
+              </w:tc>
+              <w:tc>
+                <w:tcPr>
+                  <w:tcW w:type="dxa" w:w="520"/>
+                  <w:tcBorders>
+                    <w:top w:val="none" w:color="FFFFFF" w:sz="0"/>
+                    <w:left w:val="none" w:color="FFFFFF" w:sz="0"/>
+                    <w:bottom w:val="none" w:color="FFFFFF" w:sz="0"/>
+                    <w:right w:val="none" w:color="FFFFFF" w:sz="0"/>
+                  </w:tcBorders>
+                  <w:tcMar>
+                    <w:top w:type="dxa" w:w="30"/>
+                    <w:left w:type="dxa" w:w="10"/>
+                    <w:bottom w:type="dxa" w:w="30"/>
+                    <w:right w:type="dxa" w:w="10"/>
+                  </w:tcMar>
+                  <w:vAlign w:val="center"/>
+                </w:tcPr>
+                <w:p>
+                  <w:pPr>
+                    <w:jc w:val="center"/>
+                  </w:pPr>
+                  <w:r>
+                    <w:rPr>
+                      <w:rFonts w:ascii="Consolas" w:cs="Consolas" w:eastAsia="Consolas" w:hAnsi="Consolas"/>
+                      <w:b/>
+                      <w:bCs/>
+                      <w:color w:val="7A86A8"/>
+                      <w:sz w:val="26"/>
+                      <w:szCs w:val="26"/>
+                    </w:rPr>
+                    <w:t xml:space="preserve">=</w:t>
+                  </w:r>
+                </w:p>
+              </w:tc>
+              <w:tc>
+                <w:tcPr>
+                  <w:tcW w:type="dxa" w:w="740"/>
+                  <w:tcBorders>
+                    <w:top w:val="none" w:color="FFFFFF" w:sz="0"/>
+                    <w:left w:val="none" w:color="FFFFFF" w:sz="0"/>
+                    <w:bottom w:val="none" w:color="FFFFFF" w:sz="0"/>
+                    <w:right w:val="none" w:color="FFFFFF" w:sz="0"/>
+                  </w:tcBorders>
+                  <w:tcMar>
+                    <w:top w:type="dxa" w:w="30"/>
+                    <w:left w:type="dxa" w:w="20"/>
+                    <w:bottom w:type="dxa" w:w="30"/>
+                    <w:right w:type="dxa" w:w="20"/>
+                  </w:tcMar>
+                  <w:vAlign w:val="center"/>
+                </w:tcPr>
+                <w:tbl>
+                  <w:tblPr>
+                    <w:tblW w:type="dxa" w:w="640"/>
+                    <w:jc w:val="center"/>
+                    <w:tblBorders>
+                      <w:top w:val="single" w:color="auto" w:sz="4"/>
+                      <w:left w:val="single" w:color="auto" w:sz="4"/>
+                      <w:bottom w:val="single" w:color="auto" w:sz="4"/>
+                      <w:right w:val="single" w:color="auto" w:sz="4"/>
+                      <w:insideH w:val="none" w:color="FFFFFF" w:sz="0"/>
+                      <w:insideV w:val="single" w:color="auto" w:sz="4"/>
+                    </w:tblBorders>
+                  </w:tblPr>
+                  <w:tblGrid>
+                    <w:gridCol w:w="640"/>
+                  </w:tblGrid>
+                  <w:tr>
+                    <w:tc>
+                      <w:tcPr>
+                        <w:tcW w:type="dxa" w:w="520"/>
+                        <w:tcBorders>
+                          <w:top w:val="dashed" w:color="9AA3B5" w:sz="6"/>
+                          <w:left w:val="dashed" w:color="9AA3B5" w:sz="6"/>
+                          <w:bottom w:val="single" w:color="1A1A1A" w:sz="8"/>
+                          <w:right w:val="dashed" w:color="9AA3B5" w:sz="6"/>
+                        </w:tcBorders>
+                        <w:tcMar>
+                          <w:top w:type="dxa" w:w="0"/>
+                          <w:left w:type="dxa" w:w="30"/>
+                          <w:bottom w:type="dxa" w:w="0"/>
+                          <w:right w:type="dxa" w:w="30"/>
+                        </w:tcMar>
+                      </w:tcPr>
+                      <w:p>
+                        <w:pPr>
+                          <w:spacing w:after="0" w:line="250"/>
+                          <w:jc w:val="center"/>
+                        </w:pPr>
+                        <w:r>
+                          <w:rPr>
+                            <w:rFonts w:ascii="Consolas" w:cs="Consolas" w:eastAsia="Consolas" w:hAnsi="Consolas"/>
+                            <w:b/>
+                            <w:bCs/>
+                            <w:color w:val="1A1A1A"/>
+                            <w:sz w:val="26"/>
+                            <w:szCs w:val="26"/>
+                          </w:rPr>
+                          <w:t xml:space="preserve">   </w:t>
+                        </w:r>
+                      </w:p>
+                    </w:tc>
+                  </w:tr>
+                  <w:tr>
+                    <w:tc>
+                      <w:tcPr>
+                        <w:tcW w:type="dxa" w:w="520"/>
+                        <w:tcBorders>
+                          <w:top w:val="none" w:color="FFFFFF" w:sz="0"/>
+                          <w:left w:val="dashed" w:color="9AA3B5" w:sz="6"/>
+                          <w:bottom w:val="dashed" w:color="9AA3B5" w:sz="6"/>
+                          <w:right w:val="dashed" w:color="9AA3B5" w:sz="6"/>
+                        </w:tcBorders>
+                        <w:tcMar>
+                          <w:top w:type="dxa" w:w="0"/>
+                          <w:left w:type="dxa" w:w="30"/>
+                          <w:bottom w:type="dxa" w:w="0"/>
+                          <w:right w:type="dxa" w:w="30"/>
+                        </w:tcMar>
+                      </w:tcPr>
+                      <w:p>
+                        <w:pPr>
+                          <w:spacing w:after="0" w:line="250"/>
+                          <w:jc w:val="center"/>
+                        </w:pPr>
+                        <w:r>
+                          <w:rPr>
+                            <w:rFonts w:ascii="Consolas" w:cs="Consolas" w:eastAsia="Consolas" w:hAnsi="Consolas"/>
+                            <w:b/>
+                            <w:bCs/>
+                            <w:color w:val="1A1A1A"/>
+                            <w:sz w:val="26"/>
+                            <w:szCs w:val="26"/>
+                          </w:rPr>
+                          <w:t xml:space="preserve">   </w:t>
+                        </w:r>
+                      </w:p>
+                    </w:tc>
+                  </w:tr>
+                </w:tbl>
+                <w:p/>
+              </w:tc>
+            </w:tr>
+          </w:tbl>
           <w:p>
             <w:pPr>
-              <w:spacing w:after="60" w:line="300"/>
+              <w:spacing w:after="0" w:line="40" w:lineRule="exact"/>
             </w:pPr>
-            <w:r>
-              <w:rPr>
-                <w:rFonts w:ascii="Consolas" w:cs="Consolas" w:eastAsia="Consolas" w:hAnsi="Consolas"/>
-                <w:color w:val="1A1A1A"/>
-                <w:sz w:val="22"/>
-                <w:szCs w:val="22"/>
-              </w:rPr>
-              <w:t xml:space="preserve">Answer (then simplify): ______</w:t>
-            </w:r>
+          </w:p>
+          <w:tbl>
+            <w:tblPr>
+              <w:tblW w:type="dxa" w:w="3040"/>
+              <w:jc w:val="left"/>
+              <w:tblBorders>
+                <w:top w:val="single" w:color="auto" w:sz="4"/>
+                <w:left w:val="single" w:color="auto" w:sz="4"/>
+                <w:bottom w:val="single" w:color="auto" w:sz="4"/>
+                <w:right w:val="single" w:color="auto" w:sz="4"/>
+                <w:insideH w:val="single" w:color="auto" w:sz="4"/>
+                <w:insideV w:val="single" w:color="auto" w:sz="4"/>
+              </w:tblBorders>
+            </w:tblPr>
+            <w:tblGrid>
+              <w:gridCol w:w="2300"/>
+              <w:gridCol w:w="740"/>
+            </w:tblGrid>
+            <w:tr>
+              <w:tc>
+                <w:tcPr>
+                  <w:tcW w:type="dxa" w:w="2300"/>
+                  <w:tcBorders>
+                    <w:top w:val="none" w:color="FFFFFF" w:sz="0"/>
+                    <w:left w:val="none" w:color="FFFFFF" w:sz="0"/>
+                    <w:bottom w:val="none" w:color="FFFFFF" w:sz="0"/>
+                    <w:right w:val="none" w:color="FFFFFF" w:sz="0"/>
+                  </w:tcBorders>
+                  <w:tcMar>
+                    <w:top w:type="dxa" w:w="30"/>
+                    <w:left w:type="dxa" w:w="20"/>
+                    <w:bottom w:type="dxa" w:w="30"/>
+                    <w:right w:type="dxa" w:w="20"/>
+                  </w:tcMar>
+                  <w:vAlign w:val="center"/>
+                </w:tcPr>
+                <w:p>
+                  <w:pPr>
+                    <w:spacing w:after="0"/>
+                  </w:pPr>
+                  <w:r>
+                    <w:rPr>
+                      <w:rFonts w:ascii="Consolas" w:cs="Consolas" w:eastAsia="Consolas" w:hAnsi="Consolas"/>
+                      <w:color w:val="1A1A1A"/>
+                      <w:sz w:val="22"/>
+                      <w:szCs w:val="22"/>
+                    </w:rPr>
+                    <w:t xml:space="preserve">Simplest answer:</w:t>
+                  </w:r>
+                </w:p>
+              </w:tc>
+              <w:tc>
+                <w:tcPr>
+                  <w:tcW w:type="dxa" w:w="740"/>
+                  <w:tcBorders>
+                    <w:top w:val="none" w:color="FFFFFF" w:sz="0"/>
+                    <w:left w:val="none" w:color="FFFFFF" w:sz="0"/>
+                    <w:bottom w:val="none" w:color="FFFFFF" w:sz="0"/>
+                    <w:right w:val="none" w:color="FFFFFF" w:sz="0"/>
+                  </w:tcBorders>
+                  <w:tcMar>
+                    <w:top w:type="dxa" w:w="30"/>
+                    <w:left w:type="dxa" w:w="20"/>
+                    <w:bottom w:type="dxa" w:w="30"/>
+                    <w:right w:type="dxa" w:w="20"/>
+                  </w:tcMar>
+                  <w:vAlign w:val="center"/>
+                </w:tcPr>
+                <w:tbl>
+                  <w:tblPr>
+                    <w:tblW w:type="dxa" w:w="640"/>
+                    <w:jc w:val="center"/>
+                    <w:tblBorders>
+                      <w:top w:val="single" w:color="auto" w:sz="4"/>
+                      <w:left w:val="single" w:color="auto" w:sz="4"/>
+                      <w:bottom w:val="single" w:color="auto" w:sz="4"/>
+                      <w:right w:val="single" w:color="auto" w:sz="4"/>
+                      <w:insideH w:val="none" w:color="FFFFFF" w:sz="0"/>
+                      <w:insideV w:val="single" w:color="auto" w:sz="4"/>
+                    </w:tblBorders>
+                  </w:tblPr>
+                  <w:tblGrid>
+                    <w:gridCol w:w="640"/>
+                  </w:tblGrid>
+                  <w:tr>
+                    <w:tc>
+                      <w:tcPr>
+                        <w:tcW w:type="dxa" w:w="520"/>
+                        <w:tcBorders>
+                          <w:top w:val="dashed" w:color="9AA3B5" w:sz="6"/>
+                          <w:left w:val="dashed" w:color="9AA3B5" w:sz="6"/>
+                          <w:bottom w:val="single" w:color="1A1A1A" w:sz="8"/>
+                          <w:right w:val="dashed" w:color="9AA3B5" w:sz="6"/>
+                        </w:tcBorders>
+                        <w:tcMar>
+                          <w:top w:type="dxa" w:w="0"/>
+                          <w:left w:type="dxa" w:w="30"/>
+                          <w:bottom w:type="dxa" w:w="0"/>
+                          <w:right w:type="dxa" w:w="30"/>
+                        </w:tcMar>
+                      </w:tcPr>
+                      <w:p>
+                        <w:pPr>
+                          <w:spacing w:after="0" w:line="250"/>
+                          <w:jc w:val="center"/>
+                        </w:pPr>
+                        <w:r>
+                          <w:rPr>
+                            <w:rFonts w:ascii="Consolas" w:cs="Consolas" w:eastAsia="Consolas" w:hAnsi="Consolas"/>
+                            <w:b/>
+                            <w:bCs/>
+                            <w:color w:val="1A1A1A"/>
+                            <w:sz w:val="26"/>
+                            <w:szCs w:val="26"/>
+                          </w:rPr>
+                          <w:t xml:space="preserve">   </w:t>
+                        </w:r>
+                      </w:p>
+                    </w:tc>
+                  </w:tr>
+                  <w:tr>
+                    <w:tc>
+                      <w:tcPr>
+                        <w:tcW w:type="dxa" w:w="520"/>
+                        <w:tcBorders>
+                          <w:top w:val="none" w:color="FFFFFF" w:sz="0"/>
+                          <w:left w:val="dashed" w:color="9AA3B5" w:sz="6"/>
+                          <w:bottom w:val="dashed" w:color="9AA3B5" w:sz="6"/>
+                          <w:right w:val="dashed" w:color="9AA3B5" w:sz="6"/>
+                        </w:tcBorders>
+                        <w:tcMar>
+                          <w:top w:type="dxa" w:w="0"/>
+                          <w:left w:type="dxa" w:w="30"/>
+                          <w:bottom w:type="dxa" w:w="0"/>
+                          <w:right w:type="dxa" w:w="30"/>
+                        </w:tcMar>
+                      </w:tcPr>
+                      <w:p>
+                        <w:pPr>
+                          <w:spacing w:after="0" w:line="250"/>
+                          <w:jc w:val="center"/>
+                        </w:pPr>
+                        <w:r>
+                          <w:rPr>
+                            <w:rFonts w:ascii="Consolas" w:cs="Consolas" w:eastAsia="Consolas" w:hAnsi="Consolas"/>
+                            <w:b/>
+                            <w:bCs/>
+                            <w:color w:val="1A1A1A"/>
+                            <w:sz w:val="26"/>
+                            <w:szCs w:val="26"/>
+                          </w:rPr>
+                          <w:t xml:space="preserve">   </w:t>
+                        </w:r>
+                      </w:p>
+                    </w:tc>
+                  </w:tr>
+                </w:tbl>
+                <w:p/>
+              </w:tc>
+            </w:tr>
+          </w:tbl>
+          <w:p>
+            <w:pPr>
+              <w:spacing w:after="0" w:line="120" w:lineRule="exact"/>
+            </w:pPr>
           </w:p>
         </w:tc>
       </w:tr>
@@ -2634,6 +3844,9 @@
         <w:gridCol w:w="4680"/>
       </w:tblGrid>
       <w:tr>
+        <w:trPr>
+          <w:cantSplit/>
+        </w:trPr>
         <w:tc>
           <w:tcPr>
             <w:tcW w:type="dxa" w:w="4680"/>
@@ -2667,7 +3880,7 @@
           </w:p>
           <w:tbl>
             <w:tblPr>
-              <w:tblW w:type="dxa" w:w="2960"/>
+              <w:tblW w:type="dxa" w:w="3180"/>
               <w:jc w:val="left"/>
               <w:tblBorders>
                 <w:top w:val="single" w:color="auto" w:sz="4"/>
@@ -2683,7 +3896,7 @@
               <w:gridCol w:w="520"/>
               <w:gridCol w:w="700"/>
               <w:gridCol w:w="520"/>
-              <w:gridCol w:w="520"/>
+              <w:gridCol w:w="740"/>
             </w:tblGrid>
             <w:tr>
               <w:tc>
@@ -2972,36 +4185,111 @@
               </w:tc>
               <w:tc>
                 <w:tcPr>
-                  <w:tcW w:type="dxa" w:w="520"/>
-                  <w:tcBorders>
-                    <w:top w:val="none" w:color="FFFFFF" w:sz="0"/>
-                    <w:left w:val="none" w:color="FFFFFF" w:sz="0"/>
-                    <w:bottom w:val="none" w:color="FFFFFF" w:sz="0"/>
-                    <w:right w:val="none" w:color="FFFFFF" w:sz="0"/>
-                  </w:tcBorders>
-                  <w:tcMar>
-                    <w:top w:type="dxa" w:w="30"/>
-                    <w:left w:type="dxa" w:w="10"/>
-                    <w:bottom w:type="dxa" w:w="30"/>
-                    <w:right w:type="dxa" w:w="10"/>
-                  </w:tcMar>
-                  <w:vAlign w:val="center"/>
-                </w:tcPr>
-                <w:p>
-                  <w:pPr>
+                  <w:tcW w:type="dxa" w:w="740"/>
+                  <w:tcBorders>
+                    <w:top w:val="none" w:color="FFFFFF" w:sz="0"/>
+                    <w:left w:val="none" w:color="FFFFFF" w:sz="0"/>
+                    <w:bottom w:val="none" w:color="FFFFFF" w:sz="0"/>
+                    <w:right w:val="none" w:color="FFFFFF" w:sz="0"/>
+                  </w:tcBorders>
+                  <w:tcMar>
+                    <w:top w:type="dxa" w:w="30"/>
+                    <w:left w:type="dxa" w:w="20"/>
+                    <w:bottom w:type="dxa" w:w="30"/>
+                    <w:right w:type="dxa" w:w="20"/>
+                  </w:tcMar>
+                  <w:vAlign w:val="center"/>
+                </w:tcPr>
+                <w:tbl>
+                  <w:tblPr>
+                    <w:tblW w:type="dxa" w:w="640"/>
                     <w:jc w:val="center"/>
-                  </w:pPr>
-                  <w:r>
-                    <w:rPr>
-                      <w:b/>
-                      <w:bCs/>
-                      <w:color w:val="1A1A1A"/>
-                      <w:sz w:val="22"/>
-                      <w:szCs w:val="22"/>
-                    </w:rPr>
-                    <w:t xml:space="preserve">______</w:t>
-                  </w:r>
-                </w:p>
+                    <w:tblBorders>
+                      <w:top w:val="single" w:color="auto" w:sz="4"/>
+                      <w:left w:val="single" w:color="auto" w:sz="4"/>
+                      <w:bottom w:val="single" w:color="auto" w:sz="4"/>
+                      <w:right w:val="single" w:color="auto" w:sz="4"/>
+                      <w:insideH w:val="none" w:color="FFFFFF" w:sz="0"/>
+                      <w:insideV w:val="single" w:color="auto" w:sz="4"/>
+                    </w:tblBorders>
+                  </w:tblPr>
+                  <w:tblGrid>
+                    <w:gridCol w:w="640"/>
+                  </w:tblGrid>
+                  <w:tr>
+                    <w:tc>
+                      <w:tcPr>
+                        <w:tcW w:type="dxa" w:w="520"/>
+                        <w:tcBorders>
+                          <w:top w:val="dashed" w:color="9AA3B5" w:sz="6"/>
+                          <w:left w:val="dashed" w:color="9AA3B5" w:sz="6"/>
+                          <w:bottom w:val="single" w:color="1A1A1A" w:sz="8"/>
+                          <w:right w:val="dashed" w:color="9AA3B5" w:sz="6"/>
+                        </w:tcBorders>
+                        <w:tcMar>
+                          <w:top w:type="dxa" w:w="0"/>
+                          <w:left w:type="dxa" w:w="30"/>
+                          <w:bottom w:type="dxa" w:w="0"/>
+                          <w:right w:type="dxa" w:w="30"/>
+                        </w:tcMar>
+                      </w:tcPr>
+                      <w:p>
+                        <w:pPr>
+                          <w:spacing w:after="0" w:line="250"/>
+                          <w:jc w:val="center"/>
+                        </w:pPr>
+                        <w:r>
+                          <w:rPr>
+                            <w:rFonts w:ascii="Consolas" w:cs="Consolas" w:eastAsia="Consolas" w:hAnsi="Consolas"/>
+                            <w:b/>
+                            <w:bCs/>
+                            <w:color w:val="1A1A1A"/>
+                            <w:sz w:val="26"/>
+                            <w:szCs w:val="26"/>
+                          </w:rPr>
+                          <w:t xml:space="preserve">   </w:t>
+                        </w:r>
+                      </w:p>
+                    </w:tc>
+                  </w:tr>
+                  <w:tr>
+                    <w:tc>
+                      <w:tcPr>
+                        <w:tcW w:type="dxa" w:w="520"/>
+                        <w:tcBorders>
+                          <w:top w:val="none" w:color="FFFFFF" w:sz="0"/>
+                          <w:left w:val="dashed" w:color="9AA3B5" w:sz="6"/>
+                          <w:bottom w:val="dashed" w:color="9AA3B5" w:sz="6"/>
+                          <w:right w:val="dashed" w:color="9AA3B5" w:sz="6"/>
+                        </w:tcBorders>
+                        <w:tcMar>
+                          <w:top w:type="dxa" w:w="0"/>
+                          <w:left w:type="dxa" w:w="30"/>
+                          <w:bottom w:type="dxa" w:w="0"/>
+                          <w:right w:type="dxa" w:w="30"/>
+                        </w:tcMar>
+                      </w:tcPr>
+                      <w:p>
+                        <w:pPr>
+                          <w:spacing w:after="0" w:line="250"/>
+                          <w:jc w:val="center"/>
+                        </w:pPr>
+                        <w:r>
+                          <w:rPr>
+                            <w:rFonts w:ascii="Consolas" w:cs="Consolas" w:eastAsia="Consolas" w:hAnsi="Consolas"/>
+                            <w:b/>
+                            <w:bCs/>
+                            <w:color w:val="1A1A1A"/>
+                            <w:sz w:val="26"/>
+                            <w:szCs w:val="26"/>
+                          </w:rPr>
+                          <w:t xml:space="preserve">   </w:t>
+                        </w:r>
+                      </w:p>
+                    </w:tc>
+                  </w:tr>
+                </w:tbl>
+                <w:p/>
               </w:tc>
             </w:tr>
           </w:tbl>
@@ -3040,7 +4328,7 @@
           </w:p>
           <w:tbl>
             <w:tblPr>
-              <w:tblW w:type="dxa" w:w="2960"/>
+              <w:tblW w:type="dxa" w:w="3180"/>
               <w:jc w:val="left"/>
               <w:tblBorders>
                 <w:top w:val="single" w:color="auto" w:sz="4"/>
@@ -3056,7 +4344,7 @@
               <w:gridCol w:w="520"/>
               <w:gridCol w:w="700"/>
               <w:gridCol w:w="520"/>
-              <w:gridCol w:w="520"/>
+              <w:gridCol w:w="740"/>
             </w:tblGrid>
             <w:tr>
               <w:tc>
@@ -3345,36 +4633,111 @@
               </w:tc>
               <w:tc>
                 <w:tcPr>
-                  <w:tcW w:type="dxa" w:w="520"/>
-                  <w:tcBorders>
-                    <w:top w:val="none" w:color="FFFFFF" w:sz="0"/>
-                    <w:left w:val="none" w:color="FFFFFF" w:sz="0"/>
-                    <w:bottom w:val="none" w:color="FFFFFF" w:sz="0"/>
-                    <w:right w:val="none" w:color="FFFFFF" w:sz="0"/>
-                  </w:tcBorders>
-                  <w:tcMar>
-                    <w:top w:type="dxa" w:w="30"/>
-                    <w:left w:type="dxa" w:w="10"/>
-                    <w:bottom w:type="dxa" w:w="30"/>
-                    <w:right w:type="dxa" w:w="10"/>
-                  </w:tcMar>
-                  <w:vAlign w:val="center"/>
-                </w:tcPr>
-                <w:p>
-                  <w:pPr>
+                  <w:tcW w:type="dxa" w:w="740"/>
+                  <w:tcBorders>
+                    <w:top w:val="none" w:color="FFFFFF" w:sz="0"/>
+                    <w:left w:val="none" w:color="FFFFFF" w:sz="0"/>
+                    <w:bottom w:val="none" w:color="FFFFFF" w:sz="0"/>
+                    <w:right w:val="none" w:color="FFFFFF" w:sz="0"/>
+                  </w:tcBorders>
+                  <w:tcMar>
+                    <w:top w:type="dxa" w:w="30"/>
+                    <w:left w:type="dxa" w:w="20"/>
+                    <w:bottom w:type="dxa" w:w="30"/>
+                    <w:right w:type="dxa" w:w="20"/>
+                  </w:tcMar>
+                  <w:vAlign w:val="center"/>
+                </w:tcPr>
+                <w:tbl>
+                  <w:tblPr>
+                    <w:tblW w:type="dxa" w:w="640"/>
                     <w:jc w:val="center"/>
-                  </w:pPr>
-                  <w:r>
-                    <w:rPr>
-                      <w:b/>
-                      <w:bCs/>
-                      <w:color w:val="1A1A1A"/>
-                      <w:sz w:val="22"/>
-                      <w:szCs w:val="22"/>
-                    </w:rPr>
-                    <w:t xml:space="preserve">______</w:t>
-                  </w:r>
-                </w:p>
+                    <w:tblBorders>
+                      <w:top w:val="single" w:color="auto" w:sz="4"/>
+                      <w:left w:val="single" w:color="auto" w:sz="4"/>
+                      <w:bottom w:val="single" w:color="auto" w:sz="4"/>
+                      <w:right w:val="single" w:color="auto" w:sz="4"/>
+                      <w:insideH w:val="none" w:color="FFFFFF" w:sz="0"/>
+                      <w:insideV w:val="single" w:color="auto" w:sz="4"/>
+                    </w:tblBorders>
+                  </w:tblPr>
+                  <w:tblGrid>
+                    <w:gridCol w:w="640"/>
+                  </w:tblGrid>
+                  <w:tr>
+                    <w:tc>
+                      <w:tcPr>
+                        <w:tcW w:type="dxa" w:w="520"/>
+                        <w:tcBorders>
+                          <w:top w:val="dashed" w:color="9AA3B5" w:sz="6"/>
+                          <w:left w:val="dashed" w:color="9AA3B5" w:sz="6"/>
+                          <w:bottom w:val="single" w:color="1A1A1A" w:sz="8"/>
+                          <w:right w:val="dashed" w:color="9AA3B5" w:sz="6"/>
+                        </w:tcBorders>
+                        <w:tcMar>
+                          <w:top w:type="dxa" w:w="0"/>
+                          <w:left w:type="dxa" w:w="30"/>
+                          <w:bottom w:type="dxa" w:w="0"/>
+                          <w:right w:type="dxa" w:w="30"/>
+                        </w:tcMar>
+                      </w:tcPr>
+                      <w:p>
+                        <w:pPr>
+                          <w:spacing w:after="0" w:line="250"/>
+                          <w:jc w:val="center"/>
+                        </w:pPr>
+                        <w:r>
+                          <w:rPr>
+                            <w:rFonts w:ascii="Consolas" w:cs="Consolas" w:eastAsia="Consolas" w:hAnsi="Consolas"/>
+                            <w:b/>
+                            <w:bCs/>
+                            <w:color w:val="1A1A1A"/>
+                            <w:sz w:val="26"/>
+                            <w:szCs w:val="26"/>
+                          </w:rPr>
+                          <w:t xml:space="preserve">   </w:t>
+                        </w:r>
+                      </w:p>
+                    </w:tc>
+                  </w:tr>
+                  <w:tr>
+                    <w:tc>
+                      <w:tcPr>
+                        <w:tcW w:type="dxa" w:w="520"/>
+                        <w:tcBorders>
+                          <w:top w:val="none" w:color="FFFFFF" w:sz="0"/>
+                          <w:left w:val="dashed" w:color="9AA3B5" w:sz="6"/>
+                          <w:bottom w:val="dashed" w:color="9AA3B5" w:sz="6"/>
+                          <w:right w:val="dashed" w:color="9AA3B5" w:sz="6"/>
+                        </w:tcBorders>
+                        <w:tcMar>
+                          <w:top w:type="dxa" w:w="0"/>
+                          <w:left w:type="dxa" w:w="30"/>
+                          <w:bottom w:type="dxa" w:w="0"/>
+                          <w:right w:type="dxa" w:w="30"/>
+                        </w:tcMar>
+                      </w:tcPr>
+                      <w:p>
+                        <w:pPr>
+                          <w:spacing w:after="0" w:line="250"/>
+                          <w:jc w:val="center"/>
+                        </w:pPr>
+                        <w:r>
+                          <w:rPr>
+                            <w:rFonts w:ascii="Consolas" w:cs="Consolas" w:eastAsia="Consolas" w:hAnsi="Consolas"/>
+                            <w:b/>
+                            <w:bCs/>
+                            <w:color w:val="1A1A1A"/>
+                            <w:sz w:val="26"/>
+                            <w:szCs w:val="26"/>
+                          </w:rPr>
+                          <w:t xml:space="preserve">   </w:t>
+                        </w:r>
+                      </w:p>
+                    </w:tc>
+                  </w:tr>
+                </w:tbl>
+                <w:p/>
               </w:tc>
             </w:tr>
           </w:tbl>
@@ -3382,6 +4745,9 @@
         </w:tc>
       </w:tr>
       <w:tr>
+        <w:trPr>
+          <w:cantSplit/>
+        </w:trPr>
         <w:tc>
           <w:tcPr>
             <w:tcW w:type="dxa" w:w="4680"/>
@@ -3415,7 +4781,7 @@
           </w:p>
           <w:tbl>
             <w:tblPr>
-              <w:tblW w:type="dxa" w:w="2960"/>
+              <w:tblW w:type="dxa" w:w="3180"/>
               <w:jc w:val="left"/>
               <w:tblBorders>
                 <w:top w:val="single" w:color="auto" w:sz="4"/>
@@ -3431,7 +4797,7 @@
               <w:gridCol w:w="520"/>
               <w:gridCol w:w="700"/>
               <w:gridCol w:w="520"/>
-              <w:gridCol w:w="520"/>
+              <w:gridCol w:w="740"/>
             </w:tblGrid>
             <w:tr>
               <w:tc>
@@ -3720,36 +5086,111 @@
               </w:tc>
               <w:tc>
                 <w:tcPr>
-                  <w:tcW w:type="dxa" w:w="520"/>
-                  <w:tcBorders>
-                    <w:top w:val="none" w:color="FFFFFF" w:sz="0"/>
-                    <w:left w:val="none" w:color="FFFFFF" w:sz="0"/>
-                    <w:bottom w:val="none" w:color="FFFFFF" w:sz="0"/>
-                    <w:right w:val="none" w:color="FFFFFF" w:sz="0"/>
-                  </w:tcBorders>
-                  <w:tcMar>
-                    <w:top w:type="dxa" w:w="30"/>
-                    <w:left w:type="dxa" w:w="10"/>
-                    <w:bottom w:type="dxa" w:w="30"/>
-                    <w:right w:type="dxa" w:w="10"/>
-                  </w:tcMar>
-                  <w:vAlign w:val="center"/>
-                </w:tcPr>
-                <w:p>
-                  <w:pPr>
+                  <w:tcW w:type="dxa" w:w="740"/>
+                  <w:tcBorders>
+                    <w:top w:val="none" w:color="FFFFFF" w:sz="0"/>
+                    <w:left w:val="none" w:color="FFFFFF" w:sz="0"/>
+                    <w:bottom w:val="none" w:color="FFFFFF" w:sz="0"/>
+                    <w:right w:val="none" w:color="FFFFFF" w:sz="0"/>
+                  </w:tcBorders>
+                  <w:tcMar>
+                    <w:top w:type="dxa" w:w="30"/>
+                    <w:left w:type="dxa" w:w="20"/>
+                    <w:bottom w:type="dxa" w:w="30"/>
+                    <w:right w:type="dxa" w:w="20"/>
+                  </w:tcMar>
+                  <w:vAlign w:val="center"/>
+                </w:tcPr>
+                <w:tbl>
+                  <w:tblPr>
+                    <w:tblW w:type="dxa" w:w="640"/>
                     <w:jc w:val="center"/>
-                  </w:pPr>
-                  <w:r>
-                    <w:rPr>
-                      <w:b/>
-                      <w:bCs/>
-                      <w:color w:val="1A1A1A"/>
-                      <w:sz w:val="22"/>
-                      <w:szCs w:val="22"/>
-                    </w:rPr>
-                    <w:t xml:space="preserve">______</w:t>
-                  </w:r>
-                </w:p>
+                    <w:tblBorders>
+                      <w:top w:val="single" w:color="auto" w:sz="4"/>
+                      <w:left w:val="single" w:color="auto" w:sz="4"/>
+                      <w:bottom w:val="single" w:color="auto" w:sz="4"/>
+                      <w:right w:val="single" w:color="auto" w:sz="4"/>
+                      <w:insideH w:val="none" w:color="FFFFFF" w:sz="0"/>
+                      <w:insideV w:val="single" w:color="auto" w:sz="4"/>
+                    </w:tblBorders>
+                  </w:tblPr>
+                  <w:tblGrid>
+                    <w:gridCol w:w="640"/>
+                  </w:tblGrid>
+                  <w:tr>
+                    <w:tc>
+                      <w:tcPr>
+                        <w:tcW w:type="dxa" w:w="520"/>
+                        <w:tcBorders>
+                          <w:top w:val="dashed" w:color="9AA3B5" w:sz="6"/>
+                          <w:left w:val="dashed" w:color="9AA3B5" w:sz="6"/>
+                          <w:bottom w:val="single" w:color="1A1A1A" w:sz="8"/>
+                          <w:right w:val="dashed" w:color="9AA3B5" w:sz="6"/>
+                        </w:tcBorders>
+                        <w:tcMar>
+                          <w:top w:type="dxa" w:w="0"/>
+                          <w:left w:type="dxa" w:w="30"/>
+                          <w:bottom w:type="dxa" w:w="0"/>
+                          <w:right w:type="dxa" w:w="30"/>
+                        </w:tcMar>
+                      </w:tcPr>
+                      <w:p>
+                        <w:pPr>
+                          <w:spacing w:after="0" w:line="250"/>
+                          <w:jc w:val="center"/>
+                        </w:pPr>
+                        <w:r>
+                          <w:rPr>
+                            <w:rFonts w:ascii="Consolas" w:cs="Consolas" w:eastAsia="Consolas" w:hAnsi="Consolas"/>
+                            <w:b/>
+                            <w:bCs/>
+                            <w:color w:val="1A1A1A"/>
+                            <w:sz w:val="26"/>
+                            <w:szCs w:val="26"/>
+                          </w:rPr>
+                          <w:t xml:space="preserve">   </w:t>
+                        </w:r>
+                      </w:p>
+                    </w:tc>
+                  </w:tr>
+                  <w:tr>
+                    <w:tc>
+                      <w:tcPr>
+                        <w:tcW w:type="dxa" w:w="520"/>
+                        <w:tcBorders>
+                          <w:top w:val="none" w:color="FFFFFF" w:sz="0"/>
+                          <w:left w:val="dashed" w:color="9AA3B5" w:sz="6"/>
+                          <w:bottom w:val="dashed" w:color="9AA3B5" w:sz="6"/>
+                          <w:right w:val="dashed" w:color="9AA3B5" w:sz="6"/>
+                        </w:tcBorders>
+                        <w:tcMar>
+                          <w:top w:type="dxa" w:w="0"/>
+                          <w:left w:type="dxa" w:w="30"/>
+                          <w:bottom w:type="dxa" w:w="0"/>
+                          <w:right w:type="dxa" w:w="30"/>
+                        </w:tcMar>
+                      </w:tcPr>
+                      <w:p>
+                        <w:pPr>
+                          <w:spacing w:after="0" w:line="250"/>
+                          <w:jc w:val="center"/>
+                        </w:pPr>
+                        <w:r>
+                          <w:rPr>
+                            <w:rFonts w:ascii="Consolas" w:cs="Consolas" w:eastAsia="Consolas" w:hAnsi="Consolas"/>
+                            <w:b/>
+                            <w:bCs/>
+                            <w:color w:val="1A1A1A"/>
+                            <w:sz w:val="26"/>
+                            <w:szCs w:val="26"/>
+                          </w:rPr>
+                          <w:t xml:space="preserve">   </w:t>
+                        </w:r>
+                      </w:p>
+                    </w:tc>
+                  </w:tr>
+                </w:tbl>
+                <w:p/>
               </w:tc>
             </w:tr>
           </w:tbl>
@@ -3788,7 +5229,7 @@
           </w:p>
           <w:tbl>
             <w:tblPr>
-              <w:tblW w:type="dxa" w:w="2960"/>
+              <w:tblW w:type="dxa" w:w="3180"/>
               <w:jc w:val="left"/>
               <w:tblBorders>
                 <w:top w:val="single" w:color="auto" w:sz="4"/>
@@ -3804,7 +5245,7 @@
               <w:gridCol w:w="520"/>
               <w:gridCol w:w="700"/>
               <w:gridCol w:w="520"/>
-              <w:gridCol w:w="520"/>
+              <w:gridCol w:w="740"/>
             </w:tblGrid>
             <w:tr>
               <w:tc>
@@ -4093,36 +5534,111 @@
               </w:tc>
               <w:tc>
                 <w:tcPr>
-                  <w:tcW w:type="dxa" w:w="520"/>
-                  <w:tcBorders>
-                    <w:top w:val="none" w:color="FFFFFF" w:sz="0"/>
-                    <w:left w:val="none" w:color="FFFFFF" w:sz="0"/>
-                    <w:bottom w:val="none" w:color="FFFFFF" w:sz="0"/>
-                    <w:right w:val="none" w:color="FFFFFF" w:sz="0"/>
-                  </w:tcBorders>
-                  <w:tcMar>
-                    <w:top w:type="dxa" w:w="30"/>
-                    <w:left w:type="dxa" w:w="10"/>
-                    <w:bottom w:type="dxa" w:w="30"/>
-                    <w:right w:type="dxa" w:w="10"/>
-                  </w:tcMar>
-                  <w:vAlign w:val="center"/>
-                </w:tcPr>
-                <w:p>
-                  <w:pPr>
+                  <w:tcW w:type="dxa" w:w="740"/>
+                  <w:tcBorders>
+                    <w:top w:val="none" w:color="FFFFFF" w:sz="0"/>
+                    <w:left w:val="none" w:color="FFFFFF" w:sz="0"/>
+                    <w:bottom w:val="none" w:color="FFFFFF" w:sz="0"/>
+                    <w:right w:val="none" w:color="FFFFFF" w:sz="0"/>
+                  </w:tcBorders>
+                  <w:tcMar>
+                    <w:top w:type="dxa" w:w="30"/>
+                    <w:left w:type="dxa" w:w="20"/>
+                    <w:bottom w:type="dxa" w:w="30"/>
+                    <w:right w:type="dxa" w:w="20"/>
+                  </w:tcMar>
+                  <w:vAlign w:val="center"/>
+                </w:tcPr>
+                <w:tbl>
+                  <w:tblPr>
+                    <w:tblW w:type="dxa" w:w="640"/>
                     <w:jc w:val="center"/>
-                  </w:pPr>
-                  <w:r>
-                    <w:rPr>
-                      <w:b/>
-                      <w:bCs/>
-                      <w:color w:val="1A1A1A"/>
-                      <w:sz w:val="22"/>
-                      <w:szCs w:val="22"/>
-                    </w:rPr>
-                    <w:t xml:space="preserve">______</w:t>
-                  </w:r>
-                </w:p>
+                    <w:tblBorders>
+                      <w:top w:val="single" w:color="auto" w:sz="4"/>
+                      <w:left w:val="single" w:color="auto" w:sz="4"/>
+                      <w:bottom w:val="single" w:color="auto" w:sz="4"/>
+                      <w:right w:val="single" w:color="auto" w:sz="4"/>
+                      <w:insideH w:val="none" w:color="FFFFFF" w:sz="0"/>
+                      <w:insideV w:val="single" w:color="auto" w:sz="4"/>
+                    </w:tblBorders>
+                  </w:tblPr>
+                  <w:tblGrid>
+                    <w:gridCol w:w="640"/>
+                  </w:tblGrid>
+                  <w:tr>
+                    <w:tc>
+                      <w:tcPr>
+                        <w:tcW w:type="dxa" w:w="520"/>
+                        <w:tcBorders>
+                          <w:top w:val="dashed" w:color="9AA3B5" w:sz="6"/>
+                          <w:left w:val="dashed" w:color="9AA3B5" w:sz="6"/>
+                          <w:bottom w:val="single" w:color="1A1A1A" w:sz="8"/>
+                          <w:right w:val="dashed" w:color="9AA3B5" w:sz="6"/>
+                        </w:tcBorders>
+                        <w:tcMar>
+                          <w:top w:type="dxa" w:w="0"/>
+                          <w:left w:type="dxa" w:w="30"/>
+                          <w:bottom w:type="dxa" w:w="0"/>
+                          <w:right w:type="dxa" w:w="30"/>
+                        </w:tcMar>
+                      </w:tcPr>
+                      <w:p>
+                        <w:pPr>
+                          <w:spacing w:after="0" w:line="250"/>
+                          <w:jc w:val="center"/>
+                        </w:pPr>
+                        <w:r>
+                          <w:rPr>
+                            <w:rFonts w:ascii="Consolas" w:cs="Consolas" w:eastAsia="Consolas" w:hAnsi="Consolas"/>
+                            <w:b/>
+                            <w:bCs/>
+                            <w:color w:val="1A1A1A"/>
+                            <w:sz w:val="26"/>
+                            <w:szCs w:val="26"/>
+                          </w:rPr>
+                          <w:t xml:space="preserve">   </w:t>
+                        </w:r>
+                      </w:p>
+                    </w:tc>
+                  </w:tr>
+                  <w:tr>
+                    <w:tc>
+                      <w:tcPr>
+                        <w:tcW w:type="dxa" w:w="520"/>
+                        <w:tcBorders>
+                          <w:top w:val="none" w:color="FFFFFF" w:sz="0"/>
+                          <w:left w:val="dashed" w:color="9AA3B5" w:sz="6"/>
+                          <w:bottom w:val="dashed" w:color="9AA3B5" w:sz="6"/>
+                          <w:right w:val="dashed" w:color="9AA3B5" w:sz="6"/>
+                        </w:tcBorders>
+                        <w:tcMar>
+                          <w:top w:type="dxa" w:w="0"/>
+                          <w:left w:type="dxa" w:w="30"/>
+                          <w:bottom w:type="dxa" w:w="0"/>
+                          <w:right w:type="dxa" w:w="30"/>
+                        </w:tcMar>
+                      </w:tcPr>
+                      <w:p>
+                        <w:pPr>
+                          <w:spacing w:after="0" w:line="250"/>
+                          <w:jc w:val="center"/>
+                        </w:pPr>
+                        <w:r>
+                          <w:rPr>
+                            <w:rFonts w:ascii="Consolas" w:cs="Consolas" w:eastAsia="Consolas" w:hAnsi="Consolas"/>
+                            <w:b/>
+                            <w:bCs/>
+                            <w:color w:val="1A1A1A"/>
+                            <w:sz w:val="26"/>
+                            <w:szCs w:val="26"/>
+                          </w:rPr>
+                          <w:t xml:space="preserve">   </w:t>
+                        </w:r>
+                      </w:p>
+                    </w:tc>
+                  </w:tr>
+                </w:tbl>
+                <w:p/>
               </w:tc>
             </w:tr>
           </w:tbl>
@@ -4130,6 +5646,9 @@
         </w:tc>
       </w:tr>
       <w:tr>
+        <w:trPr>
+          <w:cantSplit/>
+        </w:trPr>
         <w:tc>
           <w:tcPr>
             <w:tcW w:type="dxa" w:w="4680"/>
@@ -4163,7 +5682,7 @@
           </w:p>
           <w:tbl>
             <w:tblPr>
-              <w:tblW w:type="dxa" w:w="2960"/>
+              <w:tblW w:type="dxa" w:w="3180"/>
               <w:jc w:val="left"/>
               <w:tblBorders>
                 <w:top w:val="single" w:color="auto" w:sz="4"/>
@@ -4179,7 +5698,7 @@
               <w:gridCol w:w="520"/>
               <w:gridCol w:w="700"/>
               <w:gridCol w:w="520"/>
-              <w:gridCol w:w="520"/>
+              <w:gridCol w:w="740"/>
             </w:tblGrid>
             <w:tr>
               <w:tc>
@@ -4468,36 +5987,111 @@
               </w:tc>
               <w:tc>
                 <w:tcPr>
-                  <w:tcW w:type="dxa" w:w="520"/>
-                  <w:tcBorders>
-                    <w:top w:val="none" w:color="FFFFFF" w:sz="0"/>
-                    <w:left w:val="none" w:color="FFFFFF" w:sz="0"/>
-                    <w:bottom w:val="none" w:color="FFFFFF" w:sz="0"/>
-                    <w:right w:val="none" w:color="FFFFFF" w:sz="0"/>
-                  </w:tcBorders>
-                  <w:tcMar>
-                    <w:top w:type="dxa" w:w="30"/>
-                    <w:left w:type="dxa" w:w="10"/>
-                    <w:bottom w:type="dxa" w:w="30"/>
-                    <w:right w:type="dxa" w:w="10"/>
-                  </w:tcMar>
-                  <w:vAlign w:val="center"/>
-                </w:tcPr>
-                <w:p>
-                  <w:pPr>
+                  <w:tcW w:type="dxa" w:w="740"/>
+                  <w:tcBorders>
+                    <w:top w:val="none" w:color="FFFFFF" w:sz="0"/>
+                    <w:left w:val="none" w:color="FFFFFF" w:sz="0"/>
+                    <w:bottom w:val="none" w:color="FFFFFF" w:sz="0"/>
+                    <w:right w:val="none" w:color="FFFFFF" w:sz="0"/>
+                  </w:tcBorders>
+                  <w:tcMar>
+                    <w:top w:type="dxa" w:w="30"/>
+                    <w:left w:type="dxa" w:w="20"/>
+                    <w:bottom w:type="dxa" w:w="30"/>
+                    <w:right w:type="dxa" w:w="20"/>
+                  </w:tcMar>
+                  <w:vAlign w:val="center"/>
+                </w:tcPr>
+                <w:tbl>
+                  <w:tblPr>
+                    <w:tblW w:type="dxa" w:w="640"/>
                     <w:jc w:val="center"/>
-                  </w:pPr>
-                  <w:r>
-                    <w:rPr>
-                      <w:b/>
-                      <w:bCs/>
-                      <w:color w:val="1A1A1A"/>
-                      <w:sz w:val="22"/>
-                      <w:szCs w:val="22"/>
-                    </w:rPr>
-                    <w:t xml:space="preserve">______</w:t>
-                  </w:r>
-                </w:p>
+                    <w:tblBorders>
+                      <w:top w:val="single" w:color="auto" w:sz="4"/>
+                      <w:left w:val="single" w:color="auto" w:sz="4"/>
+                      <w:bottom w:val="single" w:color="auto" w:sz="4"/>
+                      <w:right w:val="single" w:color="auto" w:sz="4"/>
+                      <w:insideH w:val="none" w:color="FFFFFF" w:sz="0"/>
+                      <w:insideV w:val="single" w:color="auto" w:sz="4"/>
+                    </w:tblBorders>
+                  </w:tblPr>
+                  <w:tblGrid>
+                    <w:gridCol w:w="640"/>
+                  </w:tblGrid>
+                  <w:tr>
+                    <w:tc>
+                      <w:tcPr>
+                        <w:tcW w:type="dxa" w:w="520"/>
+                        <w:tcBorders>
+                          <w:top w:val="dashed" w:color="9AA3B5" w:sz="6"/>
+                          <w:left w:val="dashed" w:color="9AA3B5" w:sz="6"/>
+                          <w:bottom w:val="single" w:color="1A1A1A" w:sz="8"/>
+                          <w:right w:val="dashed" w:color="9AA3B5" w:sz="6"/>
+                        </w:tcBorders>
+                        <w:tcMar>
+                          <w:top w:type="dxa" w:w="0"/>
+                          <w:left w:type="dxa" w:w="30"/>
+                          <w:bottom w:type="dxa" w:w="0"/>
+                          <w:right w:type="dxa" w:w="30"/>
+                        </w:tcMar>
+                      </w:tcPr>
+                      <w:p>
+                        <w:pPr>
+                          <w:spacing w:after="0" w:line="250"/>
+                          <w:jc w:val="center"/>
+                        </w:pPr>
+                        <w:r>
+                          <w:rPr>
+                            <w:rFonts w:ascii="Consolas" w:cs="Consolas" w:eastAsia="Consolas" w:hAnsi="Consolas"/>
+                            <w:b/>
+                            <w:bCs/>
+                            <w:color w:val="1A1A1A"/>
+                            <w:sz w:val="26"/>
+                            <w:szCs w:val="26"/>
+                          </w:rPr>
+                          <w:t xml:space="preserve">   </w:t>
+                        </w:r>
+                      </w:p>
+                    </w:tc>
+                  </w:tr>
+                  <w:tr>
+                    <w:tc>
+                      <w:tcPr>
+                        <w:tcW w:type="dxa" w:w="520"/>
+                        <w:tcBorders>
+                          <w:top w:val="none" w:color="FFFFFF" w:sz="0"/>
+                          <w:left w:val="dashed" w:color="9AA3B5" w:sz="6"/>
+                          <w:bottom w:val="dashed" w:color="9AA3B5" w:sz="6"/>
+                          <w:right w:val="dashed" w:color="9AA3B5" w:sz="6"/>
+                        </w:tcBorders>
+                        <w:tcMar>
+                          <w:top w:type="dxa" w:w="0"/>
+                          <w:left w:type="dxa" w:w="30"/>
+                          <w:bottom w:type="dxa" w:w="0"/>
+                          <w:right w:type="dxa" w:w="30"/>
+                        </w:tcMar>
+                      </w:tcPr>
+                      <w:p>
+                        <w:pPr>
+                          <w:spacing w:after="0" w:line="250"/>
+                          <w:jc w:val="center"/>
+                        </w:pPr>
+                        <w:r>
+                          <w:rPr>
+                            <w:rFonts w:ascii="Consolas" w:cs="Consolas" w:eastAsia="Consolas" w:hAnsi="Consolas"/>
+                            <w:b/>
+                            <w:bCs/>
+                            <w:color w:val="1A1A1A"/>
+                            <w:sz w:val="26"/>
+                            <w:szCs w:val="26"/>
+                          </w:rPr>
+                          <w:t xml:space="preserve">   </w:t>
+                        </w:r>
+                      </w:p>
+                    </w:tc>
+                  </w:tr>
+                </w:tbl>
+                <w:p/>
               </w:tc>
             </w:tr>
           </w:tbl>
@@ -4536,7 +6130,7 @@
           </w:p>
           <w:tbl>
             <w:tblPr>
-              <w:tblW w:type="dxa" w:w="2960"/>
+              <w:tblW w:type="dxa" w:w="3180"/>
               <w:jc w:val="left"/>
               <w:tblBorders>
                 <w:top w:val="single" w:color="auto" w:sz="4"/>
@@ -4552,7 +6146,7 @@
               <w:gridCol w:w="520"/>
               <w:gridCol w:w="700"/>
               <w:gridCol w:w="520"/>
-              <w:gridCol w:w="520"/>
+              <w:gridCol w:w="740"/>
             </w:tblGrid>
             <w:tr>
               <w:tc>
@@ -4841,36 +6435,111 @@
               </w:tc>
               <w:tc>
                 <w:tcPr>
-                  <w:tcW w:type="dxa" w:w="520"/>
-                  <w:tcBorders>
-                    <w:top w:val="none" w:color="FFFFFF" w:sz="0"/>
-                    <w:left w:val="none" w:color="FFFFFF" w:sz="0"/>
-                    <w:bottom w:val="none" w:color="FFFFFF" w:sz="0"/>
-                    <w:right w:val="none" w:color="FFFFFF" w:sz="0"/>
-                  </w:tcBorders>
-                  <w:tcMar>
-                    <w:top w:type="dxa" w:w="30"/>
-                    <w:left w:type="dxa" w:w="10"/>
-                    <w:bottom w:type="dxa" w:w="30"/>
-                    <w:right w:type="dxa" w:w="10"/>
-                  </w:tcMar>
-                  <w:vAlign w:val="center"/>
-                </w:tcPr>
-                <w:p>
-                  <w:pPr>
+                  <w:tcW w:type="dxa" w:w="740"/>
+                  <w:tcBorders>
+                    <w:top w:val="none" w:color="FFFFFF" w:sz="0"/>
+                    <w:left w:val="none" w:color="FFFFFF" w:sz="0"/>
+                    <w:bottom w:val="none" w:color="FFFFFF" w:sz="0"/>
+                    <w:right w:val="none" w:color="FFFFFF" w:sz="0"/>
+                  </w:tcBorders>
+                  <w:tcMar>
+                    <w:top w:type="dxa" w:w="30"/>
+                    <w:left w:type="dxa" w:w="20"/>
+                    <w:bottom w:type="dxa" w:w="30"/>
+                    <w:right w:type="dxa" w:w="20"/>
+                  </w:tcMar>
+                  <w:vAlign w:val="center"/>
+                </w:tcPr>
+                <w:tbl>
+                  <w:tblPr>
+                    <w:tblW w:type="dxa" w:w="640"/>
                     <w:jc w:val="center"/>
-                  </w:pPr>
-                  <w:r>
-                    <w:rPr>
-                      <w:b/>
-                      <w:bCs/>
-                      <w:color w:val="1A1A1A"/>
-                      <w:sz w:val="22"/>
-                      <w:szCs w:val="22"/>
-                    </w:rPr>
-                    <w:t xml:space="preserve">______</w:t>
-                  </w:r>
-                </w:p>
+                    <w:tblBorders>
+                      <w:top w:val="single" w:color="auto" w:sz="4"/>
+                      <w:left w:val="single" w:color="auto" w:sz="4"/>
+                      <w:bottom w:val="single" w:color="auto" w:sz="4"/>
+                      <w:right w:val="single" w:color="auto" w:sz="4"/>
+                      <w:insideH w:val="none" w:color="FFFFFF" w:sz="0"/>
+                      <w:insideV w:val="single" w:color="auto" w:sz="4"/>
+                    </w:tblBorders>
+                  </w:tblPr>
+                  <w:tblGrid>
+                    <w:gridCol w:w="640"/>
+                  </w:tblGrid>
+                  <w:tr>
+                    <w:tc>
+                      <w:tcPr>
+                        <w:tcW w:type="dxa" w:w="520"/>
+                        <w:tcBorders>
+                          <w:top w:val="dashed" w:color="9AA3B5" w:sz="6"/>
+                          <w:left w:val="dashed" w:color="9AA3B5" w:sz="6"/>
+                          <w:bottom w:val="single" w:color="1A1A1A" w:sz="8"/>
+                          <w:right w:val="dashed" w:color="9AA3B5" w:sz="6"/>
+                        </w:tcBorders>
+                        <w:tcMar>
+                          <w:top w:type="dxa" w:w="0"/>
+                          <w:left w:type="dxa" w:w="30"/>
+                          <w:bottom w:type="dxa" w:w="0"/>
+                          <w:right w:type="dxa" w:w="30"/>
+                        </w:tcMar>
+                      </w:tcPr>
+                      <w:p>
+                        <w:pPr>
+                          <w:spacing w:after="0" w:line="250"/>
+                          <w:jc w:val="center"/>
+                        </w:pPr>
+                        <w:r>
+                          <w:rPr>
+                            <w:rFonts w:ascii="Consolas" w:cs="Consolas" w:eastAsia="Consolas" w:hAnsi="Consolas"/>
+                            <w:b/>
+                            <w:bCs/>
+                            <w:color w:val="1A1A1A"/>
+                            <w:sz w:val="26"/>
+                            <w:szCs w:val="26"/>
+                          </w:rPr>
+                          <w:t xml:space="preserve">   </w:t>
+                        </w:r>
+                      </w:p>
+                    </w:tc>
+                  </w:tr>
+                  <w:tr>
+                    <w:tc>
+                      <w:tcPr>
+                        <w:tcW w:type="dxa" w:w="520"/>
+                        <w:tcBorders>
+                          <w:top w:val="none" w:color="FFFFFF" w:sz="0"/>
+                          <w:left w:val="dashed" w:color="9AA3B5" w:sz="6"/>
+                          <w:bottom w:val="dashed" w:color="9AA3B5" w:sz="6"/>
+                          <w:right w:val="dashed" w:color="9AA3B5" w:sz="6"/>
+                        </w:tcBorders>
+                        <w:tcMar>
+                          <w:top w:type="dxa" w:w="0"/>
+                          <w:left w:type="dxa" w:w="30"/>
+                          <w:bottom w:type="dxa" w:w="0"/>
+                          <w:right w:type="dxa" w:w="30"/>
+                        </w:tcMar>
+                      </w:tcPr>
+                      <w:p>
+                        <w:pPr>
+                          <w:spacing w:after="0" w:line="250"/>
+                          <w:jc w:val="center"/>
+                        </w:pPr>
+                        <w:r>
+                          <w:rPr>
+                            <w:rFonts w:ascii="Consolas" w:cs="Consolas" w:eastAsia="Consolas" w:hAnsi="Consolas"/>
+                            <w:b/>
+                            <w:bCs/>
+                            <w:color w:val="1A1A1A"/>
+                            <w:sz w:val="26"/>
+                            <w:szCs w:val="26"/>
+                          </w:rPr>
+                          <w:t xml:space="preserve">   </w:t>
+                        </w:r>
+                      </w:p>
+                    </w:tc>
+                  </w:tr>
+                </w:tbl>
+                <w:p/>
               </w:tc>
             </w:tr>
           </w:tbl>
@@ -4890,7 +6559,7 @@
           <w:sz w:val="20"/>
           <w:szCs w:val="20"/>
         </w:rPr>
-        <w:t xml:space="preserve">Multiply across; to divide, flip and multiply — and know why. ★</w:t>
+        <w:t xml:space="preserve">Multiply across. Flip to divide. ★</w:t>
       </w:r>
     </w:p>
     <w:sectPr>
